--- a/poster/USRSE26_abstract.docx
+++ b/poster/USRSE26_abstract.docx
@@ -24,7 +24,7 @@
       </w:r>
     </w:p>
     <w:bookmarkEnd w:id="20"/>
-    <w:bookmarkStart w:id="21" w:name="presenters"/>
+    <w:bookmarkStart w:id="23" w:name="presenters"/>
     <w:p>
       <w:pPr>
         <w:pStyle w:val="Heading1"/>
@@ -38,29 +38,65 @@
         <w:pStyle w:val="FirstParagraph"/>
       </w:pPr>
       <w:r>
-        <w:t xml:space="preserve">[PRESENTER NAME] &lt;[email]&gt;, Mathematics and Computer Science Division, Argonne National Laboratory, [ORCID]</w:t>
-      </w:r>
-    </w:p>
-    <w:bookmarkEnd w:id="21"/>
-    <w:bookmarkStart w:id="22" w:name="keywords"/>
-    <w:p>
-      <w:pPr>
-        <w:pStyle w:val="Heading1"/>
-      </w:pPr>
-      <w:r>
-        <w:t xml:space="preserve">Keywords</w:t>
+        <w:t xml:space="preserve">Sarthak Sharma</w:t>
+      </w:r>
+      <w:r>
+        <w:t xml:space="preserve"> </w:t>
+      </w:r>
+      <w:hyperlink r:id="rId21">
+        <w:r>
+          <w:rPr>
+            <w:rStyle w:val="Hyperlink"/>
+          </w:rPr>
+          <w:t xml:space="preserve">ss694@buffalo.edu</w:t>
+        </w:r>
+      </w:hyperlink>
+      <w:r>
+        <w:t xml:space="preserve">, PhD candidate in Computational and Data Sciences, State University of New York at Buffalo, 0009-0009-6746-169X</w:t>
       </w:r>
     </w:p>
     <w:p>
       <w:pPr>
+        <w:pStyle w:val="BodyText"/>
+      </w:pPr>
+      <w:r>
+        <w:t xml:space="preserve">Dr Junchao Zhang</w:t>
+      </w:r>
+      <w:r>
+        <w:t xml:space="preserve"> </w:t>
+      </w:r>
+      <w:hyperlink r:id="rId22">
+        <w:r>
+          <w:rPr>
+            <w:rStyle w:val="Hyperlink"/>
+          </w:rPr>
+          <w:t xml:space="preserve">jczhang@anl.gov</w:t>
+        </w:r>
+      </w:hyperlink>
+      <w:r>
+        <w:t xml:space="preserve">, Division of Mathematics and Computer Science, Argonne National Laboratory, 0000-0003-0367-2358</w:t>
+      </w:r>
+    </w:p>
+    <w:bookmarkEnd w:id="23"/>
+    <w:bookmarkStart w:id="24" w:name="keywords"/>
+    <w:p>
+      <w:pPr>
+        <w:pStyle w:val="Heading1"/>
+      </w:pPr>
+      <w:r>
+        <w:t xml:space="preserve">Keywords</w:t>
+      </w:r>
+    </w:p>
+    <w:p>
+      <w:pPr>
         <w:pStyle w:val="FirstParagraph"/>
       </w:pPr>
       <w:r>
         <w:t xml:space="preserve">research software engineering; AI agents for scientific computing; PETSc; partial differential equations; magnetically confined fusion; verification and validation</w:t>
       </w:r>
     </w:p>
-    <w:bookmarkEnd w:id="22"/>
-    <w:bookmarkStart w:id="23" w:name="abstract"/>
+    <w:bookmarkEnd w:id="24"/>
+    <w:bookmarkStart w:id="25" w:name="abstract"/>
     <w:p>
       <w:pPr>
         <w:pStyle w:val="Heading1"/>
@@ -770,8 +806,8 @@
         <w:t xml:space="preserve">flagship fusion-energy problem.</w:t>
       </w:r>
     </w:p>
-    <w:bookmarkEnd w:id="23"/>
-    <w:bookmarkStart w:id="24" w:name="references"/>
+    <w:bookmarkEnd w:id="25"/>
+    <w:bookmarkStart w:id="26" w:name="references"/>
     <w:p>
       <w:pPr>
         <w:pStyle w:val="Heading1"/>
@@ -966,8 +1002,8 @@
         <w:t xml:space="preserve">This work: https://github.com/engineer-scientist/petsc_mcp_servers_tokamak</w:t>
       </w:r>
     </w:p>
-    <w:bookmarkEnd w:id="24"/>
-    <w:bookmarkStart w:id="25" w:name="Xbdaa20e9b4e967ea0b3bec07470a7dcae069dba"/>
+    <w:bookmarkEnd w:id="26"/>
+    <w:bookmarkStart w:id="27" w:name="Xbdaa20e9b4e967ea0b3bec07470a7dcae069dba"/>
     <w:p>
       <w:pPr>
         <w:pStyle w:val="Heading1"/>
@@ -1115,8 +1151,12 @@
         <w:t xml:space="preserve">responsibly adopt, evaluate, and harden AI-assisted workflows for scientific software.</w:t>
       </w:r>
     </w:p>
-    <w:bookmarkEnd w:id="25"/>
-    <w:sectPr/>
+    <w:bookmarkEnd w:id="27"/>
+    <w:sectPr>
+      <w:pgSz w:h="15840" w:orient="portrait" w:w="12240"/>
+      <w:pgMar w:bottom="1440" w:footer="720" w:header="720" w:left="1440" w:right="1440" w:top="1440"/>
+      <w:pgNumType w:start="1"/>
+    </w:sectPr>
   </w:body>
 </w:document>
 </file>
@@ -1145,7 +1185,227 @@
 </file>
 
 <file path=word/numbering.xml><?xml version="1.0" encoding="utf-8"?>
-<w:numbering xmlns:w="http://schemas.openxmlformats.org/wordprocessingml/2006/main">
+<w:numbering xmlns="http://schemas.microsoft.com/office/tasks/2019/documenttasks" xmlns:a="http://schemas.openxmlformats.org/drawingml/2006/main" xmlns:c="http://schemas.openxmlformats.org/drawingml/2006/chart" xmlns:cr="http://schemas.microsoft.com/office/comments/2020/reactions" xmlns:dgm="http://schemas.openxmlformats.org/drawingml/2006/diagram" xmlns:lc="http://schemas.openxmlformats.org/drawingml/2006/lockedCanvas" xmlns:m="http://schemas.openxmlformats.org/officeDocument/2006/math" xmlns:mc="http://schemas.openxmlformats.org/markup-compatibility/2006" xmlns:o="urn:schemas-microsoft-com:office:office" xmlns:pic="http://schemas.openxmlformats.org/drawingml/2006/picture" xmlns:r="http://schemas.openxmlformats.org/officeDocument/2006/relationships" xmlns:sl="http://schemas.openxmlformats.org/schemaLibrary/2006/main" xmlns:v="urn:schemas-microsoft-com:vml" xmlns:w="http://schemas.openxmlformats.org/wordprocessingml/2006/main" xmlns:w10="urn:schemas-microsoft-com:office:word" xmlns:w14="http://schemas.microsoft.com/office/word/2010/wordml" xmlns:w15="http://schemas.microsoft.com/office/word/2012/wordml" xmlns:w16="http://schemas.microsoft.com/office/word/2018/wordml" xmlns:w16cex="http://schemas.microsoft.com/office/word/2018/wordml/cex" xmlns:w16cid="http://schemas.microsoft.com/office/word/2016/wordml/cid" xmlns:wne="http://schemas.microsoft.com/office/word/2006/wordml" xmlns:wp="http://schemas.openxmlformats.org/drawingml/2006/wordprocessingDrawing" xmlns:wpg="http://schemas.microsoft.com/office/word/2010/wordprocessingGroup" xmlns:wps="http://schemas.microsoft.com/office/word/2010/wordprocessingShape">
+  <w:abstractNum w:abstractNumId="1">
+    <w:lvl w:ilvl="0">
+      <w:start w:val="1"/>
+      <w:numFmt w:val="decimal"/>
+      <w:lvlText w:val="%1."/>
+      <w:lvlJc w:val="left"/>
+      <w:pPr>
+        <w:ind w:hanging="360" w:left="720"/>
+      </w:pPr>
+      <w:rPr>
+        <w:u w:val="none"/>
+      </w:rPr>
+    </w:lvl>
+    <w:lvl w:ilvl="1">
+      <w:start w:val="1"/>
+      <w:numFmt w:val="lowerLetter"/>
+      <w:lvlText w:val="%2."/>
+      <w:lvlJc w:val="left"/>
+      <w:pPr>
+        <w:ind w:hanging="360" w:left="1440"/>
+      </w:pPr>
+      <w:rPr>
+        <w:u w:val="none"/>
+      </w:rPr>
+    </w:lvl>
+    <w:lvl w:ilvl="2">
+      <w:start w:val="1"/>
+      <w:numFmt w:val="lowerRoman"/>
+      <w:lvlText w:val="%3."/>
+      <w:lvlJc w:val="right"/>
+      <w:pPr>
+        <w:ind w:hanging="360" w:left="2160"/>
+      </w:pPr>
+      <w:rPr>
+        <w:u w:val="none"/>
+      </w:rPr>
+    </w:lvl>
+    <w:lvl w:ilvl="3">
+      <w:start w:val="1"/>
+      <w:numFmt w:val="decimal"/>
+      <w:lvlText w:val="%4."/>
+      <w:lvlJc w:val="left"/>
+      <w:pPr>
+        <w:ind w:hanging="360" w:left="2880"/>
+      </w:pPr>
+      <w:rPr>
+        <w:u w:val="none"/>
+      </w:rPr>
+    </w:lvl>
+    <w:lvl w:ilvl="4">
+      <w:start w:val="1"/>
+      <w:numFmt w:val="lowerLetter"/>
+      <w:lvlText w:val="%5."/>
+      <w:lvlJc w:val="left"/>
+      <w:pPr>
+        <w:ind w:hanging="360" w:left="3600"/>
+      </w:pPr>
+      <w:rPr>
+        <w:u w:val="none"/>
+      </w:rPr>
+    </w:lvl>
+    <w:lvl w:ilvl="5">
+      <w:start w:val="1"/>
+      <w:numFmt w:val="lowerRoman"/>
+      <w:lvlText w:val="%6."/>
+      <w:lvlJc w:val="right"/>
+      <w:pPr>
+        <w:ind w:hanging="360" w:left="4320"/>
+      </w:pPr>
+      <w:rPr>
+        <w:u w:val="none"/>
+      </w:rPr>
+    </w:lvl>
+    <w:lvl w:ilvl="6">
+      <w:start w:val="1"/>
+      <w:numFmt w:val="decimal"/>
+      <w:lvlText w:val="%7."/>
+      <w:lvlJc w:val="left"/>
+      <w:pPr>
+        <w:ind w:hanging="360" w:left="5040"/>
+      </w:pPr>
+      <w:rPr>
+        <w:u w:val="none"/>
+      </w:rPr>
+    </w:lvl>
+    <w:lvl w:ilvl="7">
+      <w:start w:val="1"/>
+      <w:numFmt w:val="lowerLetter"/>
+      <w:lvlText w:val="%8."/>
+      <w:lvlJc w:val="left"/>
+      <w:pPr>
+        <w:ind w:hanging="360" w:left="5760"/>
+      </w:pPr>
+      <w:rPr>
+        <w:u w:val="none"/>
+      </w:rPr>
+    </w:lvl>
+    <w:lvl w:ilvl="8">
+      <w:start w:val="1"/>
+      <w:numFmt w:val="lowerRoman"/>
+      <w:lvlText w:val="%9."/>
+      <w:lvlJc w:val="right"/>
+      <w:pPr>
+        <w:ind w:hanging="360" w:left="6480"/>
+      </w:pPr>
+      <w:rPr>
+        <w:u w:val="none"/>
+      </w:rPr>
+    </w:lvl>
+  </w:abstractNum>
+  <w:abstractNum w:abstractNumId="2">
+    <w:lvl w:ilvl="0">
+      <w:start w:val="1"/>
+      <w:numFmt w:val="decimal"/>
+      <w:lvlText w:val="%1."/>
+      <w:lvlJc w:val="left"/>
+      <w:pPr>
+        <w:ind w:hanging="360" w:left="720"/>
+      </w:pPr>
+      <w:rPr>
+        <w:u w:val="none"/>
+      </w:rPr>
+    </w:lvl>
+    <w:lvl w:ilvl="1">
+      <w:start w:val="1"/>
+      <w:numFmt w:val="lowerLetter"/>
+      <w:lvlText w:val="%2."/>
+      <w:lvlJc w:val="left"/>
+      <w:pPr>
+        <w:ind w:hanging="360" w:left="1440"/>
+      </w:pPr>
+      <w:rPr>
+        <w:u w:val="none"/>
+      </w:rPr>
+    </w:lvl>
+    <w:lvl w:ilvl="2">
+      <w:start w:val="1"/>
+      <w:numFmt w:val="lowerRoman"/>
+      <w:lvlText w:val="%3."/>
+      <w:lvlJc w:val="right"/>
+      <w:pPr>
+        <w:ind w:hanging="360" w:left="2160"/>
+      </w:pPr>
+      <w:rPr>
+        <w:u w:val="none"/>
+      </w:rPr>
+    </w:lvl>
+    <w:lvl w:ilvl="3">
+      <w:start w:val="1"/>
+      <w:numFmt w:val="decimal"/>
+      <w:lvlText w:val="%4."/>
+      <w:lvlJc w:val="left"/>
+      <w:pPr>
+        <w:ind w:hanging="360" w:left="2880"/>
+      </w:pPr>
+      <w:rPr>
+        <w:u w:val="none"/>
+      </w:rPr>
+    </w:lvl>
+    <w:lvl w:ilvl="4">
+      <w:start w:val="1"/>
+      <w:numFmt w:val="lowerLetter"/>
+      <w:lvlText w:val="%5."/>
+      <w:lvlJc w:val="left"/>
+      <w:pPr>
+        <w:ind w:hanging="360" w:left="3600"/>
+      </w:pPr>
+      <w:rPr>
+        <w:u w:val="none"/>
+      </w:rPr>
+    </w:lvl>
+    <w:lvl w:ilvl="5">
+      <w:start w:val="1"/>
+      <w:numFmt w:val="lowerRoman"/>
+      <w:lvlText w:val="%6."/>
+      <w:lvlJc w:val="right"/>
+      <w:pPr>
+        <w:ind w:hanging="360" w:left="4320"/>
+      </w:pPr>
+      <w:rPr>
+        <w:u w:val="none"/>
+      </w:rPr>
+    </w:lvl>
+    <w:lvl w:ilvl="6">
+      <w:start w:val="1"/>
+      <w:numFmt w:val="decimal"/>
+      <w:lvlText w:val="%7."/>
+      <w:lvlJc w:val="left"/>
+      <w:pPr>
+        <w:ind w:hanging="360" w:left="5040"/>
+      </w:pPr>
+      <w:rPr>
+        <w:u w:val="none"/>
+      </w:rPr>
+    </w:lvl>
+    <w:lvl w:ilvl="7">
+      <w:start w:val="1"/>
+      <w:numFmt w:val="lowerLetter"/>
+      <w:lvlText w:val="%8."/>
+      <w:lvlJc w:val="left"/>
+      <w:pPr>
+        <w:ind w:hanging="360" w:left="5760"/>
+      </w:pPr>
+      <w:rPr>
+        <w:u w:val="none"/>
+      </w:rPr>
+    </w:lvl>
+    <w:lvl w:ilvl="8">
+      <w:start w:val="1"/>
+      <w:numFmt w:val="lowerRoman"/>
+      <w:lvlText w:val="%9."/>
+      <w:lvlJc w:val="right"/>
+      <w:pPr>
+        <w:ind w:hanging="360" w:left="6480"/>
+      </w:pPr>
+      <w:rPr>
+        <w:u w:val="none"/>
+      </w:rPr>
+    </w:lvl>
+  </w:abstractNum>
   <w:abstractNum w:abstractNumId="990">
     <w:nsid w:val="A990"/>
     <w:multiLevelType w:val="multilevel"/>
@@ -1307,6 +1567,12 @@
       </w:pPr>
     </w:lvl>
   </w:abstractNum>
+  <w:num w:numId="1">
+    <w:abstractNumId w:val="1"/>
+  </w:num>
+  <w:num w:numId="2">
+    <w:abstractNumId w:val="2"/>
+  </w:num>
   <w:num w:numId="1000">
     <w:abstractNumId w:val="990"/>
   </w:num>
@@ -1344,489 +1610,168 @@
 </file>
 
 <file path=word/styles.xml><?xml version="1.0" encoding="utf-8"?>
-<w:styles xmlns:r="http://schemas.openxmlformats.org/officeDocument/2006/relationships" xmlns:w="http://schemas.openxmlformats.org/wordprocessingml/2006/main">
+<w:styles xmlns="http://schemas.microsoft.com/office/tasks/2019/documenttasks" xmlns:a="http://schemas.openxmlformats.org/drawingml/2006/main" xmlns:c="http://schemas.openxmlformats.org/drawingml/2006/chart" xmlns:cr="http://schemas.microsoft.com/office/comments/2020/reactions" xmlns:dgm="http://schemas.openxmlformats.org/drawingml/2006/diagram" xmlns:lc="http://schemas.openxmlformats.org/drawingml/2006/lockedCanvas" xmlns:m="http://schemas.openxmlformats.org/officeDocument/2006/math" xmlns:mc="http://schemas.openxmlformats.org/markup-compatibility/2006" xmlns:o="urn:schemas-microsoft-com:office:office" xmlns:pic="http://schemas.openxmlformats.org/drawingml/2006/picture" xmlns:r="http://schemas.openxmlformats.org/officeDocument/2006/relationships" xmlns:sl="http://schemas.openxmlformats.org/schemaLibrary/2006/main" xmlns:v="urn:schemas-microsoft-com:vml" xmlns:w="http://schemas.openxmlformats.org/wordprocessingml/2006/main" xmlns:w10="urn:schemas-microsoft-com:office:word" xmlns:w14="http://schemas.microsoft.com/office/word/2010/wordml" xmlns:w15="http://schemas.microsoft.com/office/word/2012/wordml" xmlns:w16="http://schemas.microsoft.com/office/word/2018/wordml" xmlns:w16cex="http://schemas.microsoft.com/office/word/2018/wordml/cex" xmlns:w16cid="http://schemas.microsoft.com/office/word/2016/wordml/cid" xmlns:wne="http://schemas.microsoft.com/office/word/2006/wordml" xmlns:wp="http://schemas.openxmlformats.org/drawingml/2006/wordprocessingDrawing" xmlns:wpg="http://schemas.microsoft.com/office/word/2010/wordprocessingGroup" xmlns:wps="http://schemas.microsoft.com/office/word/2010/wordprocessingShape">
   <w:docDefaults>
     <w:rPrDefault>
       <w:rPr>
-        <w:rFonts w:asciiTheme="minorHAnsi" w:cstheme="minorBidi" w:eastAsiaTheme="minorHAnsi" w:hAnsiTheme="minorHAnsi"/>
-        <w:sz w:val="24"/>
-        <w:szCs w:val="24"/>
-        <w:lang w:bidi="ar-SA" w:eastAsia="en-US" w:val="en-US"/>
+        <w:rFonts w:ascii="Arial" w:cs="Arial" w:eastAsia="Arial" w:hAnsi="Arial"/>
+        <w:sz w:val="22"/>
+        <w:szCs w:val="22"/>
+        <w:lang w:val="en"/>
       </w:rPr>
     </w:rPrDefault>
     <w:pPrDefault>
       <w:pPr>
-        <w:spacing w:after="200"/>
+        <w:spacing w:line="276" w:lineRule="auto"/>
       </w:pPr>
     </w:pPrDefault>
   </w:docDefaults>
-  <w:latentStyles w:count="276" w:defLockedState="0" w:defQFormat="0" w:defSemiHidden="0" w:defUIPriority="0" w:defUnhideWhenUsed="0"/>
+  <w:style w:default="1" w:styleId="TableNormal" w:type="table">
+    <w:name w:val="TableNormal"/>
+    <w:tblPr>
+      <w:tblCellMar>
+        <w:top w:type="dxa" w:w="100.0"/>
+        <w:left w:type="dxa" w:w="100.0"/>
+        <w:bottom w:type="dxa" w:w="100.0"/>
+        <w:right w:type="dxa" w:w="100.0"/>
+      </w:tblCellMar>
+    </w:tblPr>
+  </w:style>
   <w:style w:default="1" w:styleId="Normal" w:type="paragraph">
-    <w:name w:val="Normal"/>
-    <w:qFormat/>
-  </w:style>
-  <w:style w:styleId="BodyText" w:type="paragraph">
-    <w:name w:val="Body Text"/>
+    <w:name w:val="normal"/>
+  </w:style>
+  <w:style w:styleId="Heading1" w:type="paragraph">
+    <w:name w:val="heading 1"/>
     <w:basedOn w:val="Normal"/>
-    <w:link w:val="BodyTextChar"/>
+    <w:next w:val="Normal"/>
     <w:pPr>
-      <w:spacing w:after="180" w:before="180"/>
+      <w:keepNext w:val="1"/>
+      <w:keepLines w:val="1"/>
+      <w:pageBreakBefore w:val="0"/>
+      <w:spacing w:after="120" w:before="400" w:lineRule="auto"/>
     </w:pPr>
-    <w:qFormat/>
-  </w:style>
-  <w:style w:customStyle="1" w:styleId="FirstParagraph" w:type="paragraph">
-    <w:name w:val="First Paragraph"/>
-    <w:basedOn w:val="BodyText"/>
-    <w:next w:val="BodyText"/>
-    <w:qFormat/>
-  </w:style>
-  <w:style w:customStyle="1" w:styleId="Compact" w:type="paragraph">
-    <w:name w:val="Compact"/>
-    <w:basedOn w:val="BodyText"/>
-    <w:qFormat/>
+    <w:rPr>
+      <w:sz w:val="40"/>
+      <w:szCs w:val="40"/>
+    </w:rPr>
+  </w:style>
+  <w:style w:styleId="Heading2" w:type="paragraph">
+    <w:name w:val="heading 2"/>
+    <w:basedOn w:val="Normal"/>
+    <w:next w:val="Normal"/>
     <w:pPr>
-      <w:spacing w:after="36" w:before="36"/>
+      <w:keepNext w:val="1"/>
+      <w:keepLines w:val="1"/>
+      <w:pageBreakBefore w:val="0"/>
+      <w:spacing w:after="120" w:before="360" w:lineRule="auto"/>
     </w:pPr>
+    <w:rPr>
+      <w:b w:val="0"/>
+      <w:bCs w:val="0"/>
+      <w:sz w:val="32"/>
+      <w:szCs w:val="32"/>
+    </w:rPr>
+  </w:style>
+  <w:style w:styleId="Heading3" w:type="paragraph">
+    <w:name w:val="heading 3"/>
+    <w:basedOn w:val="Normal"/>
+    <w:next w:val="Normal"/>
+    <w:pPr>
+      <w:keepNext w:val="1"/>
+      <w:keepLines w:val="1"/>
+      <w:pageBreakBefore w:val="0"/>
+      <w:spacing w:after="80" w:before="320" w:lineRule="auto"/>
+    </w:pPr>
+    <w:rPr>
+      <w:b w:val="0"/>
+      <w:bCs w:val="0"/>
+      <w:color w:val="434343"/>
+      <w:sz w:val="28"/>
+      <w:szCs w:val="28"/>
+    </w:rPr>
+  </w:style>
+  <w:style w:styleId="Heading4" w:type="paragraph">
+    <w:name w:val="heading 4"/>
+    <w:basedOn w:val="Normal"/>
+    <w:next w:val="Normal"/>
+    <w:pPr>
+      <w:keepNext w:val="1"/>
+      <w:keepLines w:val="1"/>
+      <w:pageBreakBefore w:val="0"/>
+      <w:spacing w:after="80" w:before="280" w:lineRule="auto"/>
+    </w:pPr>
+    <w:rPr>
+      <w:color w:val="666666"/>
+      <w:sz w:val="24"/>
+      <w:szCs w:val="24"/>
+    </w:rPr>
+  </w:style>
+  <w:style w:styleId="Heading5" w:type="paragraph">
+    <w:name w:val="heading 5"/>
+    <w:basedOn w:val="Normal"/>
+    <w:next w:val="Normal"/>
+    <w:pPr>
+      <w:keepNext w:val="1"/>
+      <w:keepLines w:val="1"/>
+      <w:pageBreakBefore w:val="0"/>
+      <w:spacing w:after="80" w:before="240" w:lineRule="auto"/>
+    </w:pPr>
+    <w:rPr>
+      <w:color w:val="666666"/>
+      <w:sz w:val="22"/>
+      <w:szCs w:val="22"/>
+    </w:rPr>
+  </w:style>
+  <w:style w:styleId="Heading6" w:type="paragraph">
+    <w:name w:val="heading 6"/>
+    <w:basedOn w:val="Normal"/>
+    <w:next w:val="Normal"/>
+    <w:pPr>
+      <w:keepNext w:val="1"/>
+      <w:keepLines w:val="1"/>
+      <w:pageBreakBefore w:val="0"/>
+      <w:spacing w:after="80" w:before="240" w:lineRule="auto"/>
+    </w:pPr>
+    <w:rPr>
+      <w:i w:val="1"/>
+      <w:iCs w:val="1"/>
+      <w:color w:val="666666"/>
+      <w:sz w:val="22"/>
+      <w:szCs w:val="22"/>
+    </w:rPr>
   </w:style>
   <w:style w:styleId="Title" w:type="paragraph">
     <w:name w:val="Title"/>
     <w:basedOn w:val="Normal"/>
-    <w:next w:val="BodyText"/>
-    <w:qFormat/>
+    <w:next w:val="Normal"/>
     <w:pPr>
-      <w:keepNext/>
-      <w:keepLines/>
-      <w:spacing w:after="240" w:before="480"/>
-      <w:jc w:val="center"/>
+      <w:keepNext w:val="1"/>
+      <w:keepLines w:val="1"/>
+      <w:pageBreakBefore w:val="0"/>
+      <w:spacing w:after="60" w:before="0" w:lineRule="auto"/>
     </w:pPr>
     <w:rPr>
-      <w:rFonts w:asciiTheme="majorHAnsi" w:cstheme="majorBidi" w:eastAsiaTheme="majorEastAsia" w:hAnsiTheme="majorHAnsi"/>
-      <w:b/>
-      <w:bCs/>
-      <w:color w:themeColor="accent1" w:themeShade="B5" w:val="345A8A"/>
-      <w:sz w:val="36"/>
-      <w:szCs w:val="36"/>
+      <w:sz w:val="52"/>
+      <w:szCs w:val="52"/>
     </w:rPr>
   </w:style>
   <w:style w:styleId="Subtitle" w:type="paragraph">
     <w:name w:val="Subtitle"/>
-    <w:basedOn w:val="Title"/>
-    <w:next w:val="BodyText"/>
-    <w:qFormat/>
+    <w:basedOn w:val="Normal"/>
+    <w:next w:val="Normal"/>
     <w:pPr>
-      <w:keepNext/>
-      <w:keepLines/>
-      <w:spacing w:after="240" w:before="240"/>
-      <w:jc w:val="center"/>
+      <w:keepNext w:val="1"/>
+      <w:keepLines w:val="1"/>
+      <w:pageBreakBefore w:val="0"/>
+      <w:spacing w:after="320" w:before="0" w:lineRule="auto"/>
     </w:pPr>
     <w:rPr>
+      <w:rFonts w:ascii="Arial" w:cs="Arial" w:eastAsia="Arial" w:hAnsi="Arial"/>
+      <w:i w:val="0"/>
+      <w:iCs w:val="0"/>
+      <w:color w:val="666666"/>
       <w:sz w:val="30"/>
       <w:szCs w:val="30"/>
-    </w:rPr>
-  </w:style>
-  <w:style w:customStyle="1" w:styleId="Author" w:type="paragraph">
-    <w:name w:val="Author"/>
-    <w:next w:val="BodyText"/>
-    <w:qFormat/>
-    <w:pPr>
-      <w:keepNext/>
-      <w:keepLines/>
-      <w:jc w:val="center"/>
-    </w:pPr>
-  </w:style>
-  <w:style w:styleId="Date" w:type="paragraph">
-    <w:name w:val="Date"/>
-    <w:next w:val="BodyText"/>
-    <w:qFormat/>
-    <w:pPr>
-      <w:keepNext/>
-      <w:keepLines/>
-      <w:jc w:val="center"/>
-    </w:pPr>
-  </w:style>
-  <w:style w:customStyle="1" w:styleId="AbstractTitle" w:type="paragraph">
-    <w:name w:val="Abstract Title"/>
-    <w:basedOn w:val="Normal"/>
-    <w:next w:val="Abstract"/>
-    <w:qFormat/>
-    <w:pPr>
-      <w:keepNext/>
-      <w:keepLines/>
-      <w:jc w:val="center"/>
-      <w:spacing w:after="0" w:before="300"/>
-    </w:pPr>
-    <w:rPr>
-      <w:sz w:val="20"/>
-      <w:szCs w:val="20"/>
-      <w:b/>
-      <w:color w:val="345A8A"/>
-      &gt;
-    </w:rPr>
-  </w:style>
-  <w:style w:customStyle="1" w:styleId="Abstract" w:type="paragraph">
-    <w:name w:val="Abstract"/>
-    <w:basedOn w:val="Normal"/>
-    <w:next w:val="BodyText"/>
-    <w:qFormat/>
-    <w:pPr>
-      <w:keepNext/>
-      <w:keepLines/>
-      <w:spacing w:after="300" w:before="100"/>
-    </w:pPr>
-    <w:rPr>
-      <w:sz w:val="20"/>
-      <w:szCs w:val="20"/>
-    </w:rPr>
-  </w:style>
-  <w:style w:styleId="Bibliography" w:type="paragraph">
-    <w:name w:val="Bibliography"/>
-    <w:basedOn w:val="Normal"/>
-    <w:next w:val="Bibliography"/>
-    <w:qFormat/>
-    <w:pPr/>
-    <w:rPr/>
-  </w:style>
-  <w:style w:styleId="Heading1" w:type="paragraph">
-    <w:name w:val="Heading 1"/>
-    <w:basedOn w:val="Normal"/>
-    <w:next w:val="BodyText"/>
-    <w:uiPriority w:val="9"/>
-    <w:qFormat/>
-    <w:pPr>
-      <w:keepNext/>
-      <w:keepLines/>
-      <w:spacing w:after="0" w:before="480"/>
-      <w:outlineLvl w:val="0"/>
-    </w:pPr>
-    <w:rPr>
-      <w:rFonts w:asciiTheme="majorHAnsi" w:cstheme="majorBidi" w:eastAsiaTheme="majorEastAsia" w:hAnsiTheme="majorHAnsi"/>
-      <w:b/>
-      <w:bCs/>
-      <w:color w:themeColor="accent1" w:val="4F81BD"/>
-      <w:sz w:val="32"/>
-      <w:szCs w:val="32"/>
-    </w:rPr>
-  </w:style>
-  <w:style w:styleId="Heading2" w:type="paragraph">
-    <w:name w:val="Heading 2"/>
-    <w:basedOn w:val="Normal"/>
-    <w:next w:val="BodyText"/>
-    <w:uiPriority w:val="9"/>
-    <w:unhideWhenUsed/>
-    <w:qFormat/>
-    <w:pPr>
-      <w:keepNext/>
-      <w:keepLines/>
-      <w:spacing w:after="0" w:before="200"/>
-      <w:outlineLvl w:val="1"/>
-    </w:pPr>
-    <w:rPr>
-      <w:rFonts w:asciiTheme="majorHAnsi" w:cstheme="majorBidi" w:eastAsiaTheme="majorEastAsia" w:hAnsiTheme="majorHAnsi"/>
-      <w:b/>
-      <w:bCs/>
-      <w:color w:themeColor="accent1" w:val="4F81BD"/>
-      <w:sz w:val="28"/>
-      <w:szCs w:val="28"/>
-    </w:rPr>
-  </w:style>
-  <w:style w:styleId="Heading3" w:type="paragraph">
-    <w:name w:val="Heading 3"/>
-    <w:basedOn w:val="Normal"/>
-    <w:next w:val="BodyText"/>
-    <w:uiPriority w:val="9"/>
-    <w:unhideWhenUsed/>
-    <w:qFormat/>
-    <w:pPr>
-      <w:keepNext/>
-      <w:keepLines/>
-      <w:spacing w:after="0" w:before="200"/>
-      <w:outlineLvl w:val="2"/>
-    </w:pPr>
-    <w:rPr>
-      <w:rFonts w:asciiTheme="majorHAnsi" w:cstheme="majorBidi" w:eastAsiaTheme="majorEastAsia" w:hAnsiTheme="majorHAnsi"/>
-      <w:b/>
-      <w:bCs/>
-      <w:color w:themeColor="accent1" w:val="4F81BD"/>
-      <w:sz w:val="24"/>
-      <w:szCs w:val="24"/>
-    </w:rPr>
-  </w:style>
-  <w:style w:styleId="Heading4" w:type="paragraph">
-    <w:name w:val="Heading 4"/>
-    <w:basedOn w:val="Normal"/>
-    <w:next w:val="BodyText"/>
-    <w:uiPriority w:val="9"/>
-    <w:unhideWhenUsed/>
-    <w:qFormat/>
-    <w:pPr>
-      <w:keepNext/>
-      <w:keepLines/>
-      <w:spacing w:after="0" w:before="200"/>
-      <w:outlineLvl w:val="3"/>
-    </w:pPr>
-    <w:rPr>
-      <w:rFonts w:asciiTheme="majorHAnsi" w:cstheme="majorBidi" w:eastAsiaTheme="majorEastAsia" w:hAnsiTheme="majorHAnsi"/>
-      <w:i/>
-      <w:bCs/>
-      <w:color w:themeColor="accent1" w:val="4F81BD"/>
-      <w:sz w:val="24"/>
-      <w:szCs w:val="24"/>
-    </w:rPr>
-  </w:style>
-  <w:style w:styleId="Heading5" w:type="paragraph">
-    <w:name w:val="Heading 5"/>
-    <w:basedOn w:val="Normal"/>
-    <w:next w:val="BodyText"/>
-    <w:uiPriority w:val="9"/>
-    <w:unhideWhenUsed/>
-    <w:qFormat/>
-    <w:pPr>
-      <w:keepNext/>
-      <w:keepLines/>
-      <w:spacing w:after="0" w:before="200"/>
-      <w:outlineLvl w:val="4"/>
-    </w:pPr>
-    <w:rPr>
-      <w:rFonts w:asciiTheme="majorHAnsi" w:cstheme="majorBidi" w:eastAsiaTheme="majorEastAsia" w:hAnsiTheme="majorHAnsi"/>
-      <w:iCs/>
-      <w:color w:themeColor="accent1" w:val="4F81BD"/>
-      <w:sz w:val="24"/>
-      <w:szCs w:val="24"/>
-    </w:rPr>
-  </w:style>
-  <w:style w:styleId="Heading6" w:type="paragraph">
-    <w:name w:val="Heading 6"/>
-    <w:basedOn w:val="Normal"/>
-    <w:next w:val="BodyText"/>
-    <w:uiPriority w:val="9"/>
-    <w:unhideWhenUsed/>
-    <w:qFormat/>
-    <w:pPr>
-      <w:keepNext/>
-      <w:keepLines/>
-      <w:spacing w:after="0" w:before="200"/>
-      <w:outlineLvl w:val="5"/>
-    </w:pPr>
-    <w:rPr>
-      <w:rFonts w:asciiTheme="majorHAnsi" w:cstheme="majorBidi" w:eastAsiaTheme="majorEastAsia" w:hAnsiTheme="majorHAnsi"/>
-      <w:color w:themeColor="accent1" w:val="4F81BD"/>
-      <w:sz w:val="24"/>
-      <w:szCs w:val="24"/>
-    </w:rPr>
-  </w:style>
-  <w:style w:styleId="Heading7" w:type="paragraph">
-    <w:name w:val="Heading 7"/>
-    <w:basedOn w:val="Normal"/>
-    <w:next w:val="BodyText"/>
-    <w:uiPriority w:val="9"/>
-    <w:unhideWhenUsed/>
-    <w:qFormat/>
-    <w:pPr>
-      <w:keepNext/>
-      <w:keepLines/>
-      <w:spacing w:after="0" w:before="200"/>
-      <w:outlineLvl w:val="6"/>
-    </w:pPr>
-    <w:rPr>
-      <w:rFonts w:asciiTheme="majorHAnsi" w:cstheme="majorBidi" w:eastAsiaTheme="majorEastAsia" w:hAnsiTheme="majorHAnsi"/>
-      <w:color w:themeColor="accent1" w:val="4F81BD"/>
-      <w:sz w:val="24"/>
-      <w:szCs w:val="24"/>
-    </w:rPr>
-  </w:style>
-  <w:style w:styleId="Heading8" w:type="paragraph">
-    <w:name w:val="Heading 8"/>
-    <w:basedOn w:val="Normal"/>
-    <w:next w:val="BodyText"/>
-    <w:uiPriority w:val="9"/>
-    <w:unhideWhenUsed/>
-    <w:qFormat/>
-    <w:pPr>
-      <w:keepNext/>
-      <w:keepLines/>
-      <w:spacing w:after="0" w:before="200"/>
-      <w:outlineLvl w:val="7"/>
-    </w:pPr>
-    <w:rPr>
-      <w:rFonts w:asciiTheme="majorHAnsi" w:cstheme="majorBidi" w:eastAsiaTheme="majorEastAsia" w:hAnsiTheme="majorHAnsi"/>
-      <w:color w:themeColor="accent1" w:val="4F81BD"/>
-      <w:sz w:val="24"/>
-      <w:szCs w:val="24"/>
-    </w:rPr>
-  </w:style>
-  <w:style w:styleId="Heading9" w:type="paragraph">
-    <w:name w:val="Heading 9"/>
-    <w:basedOn w:val="Normal"/>
-    <w:next w:val="BodyText"/>
-    <w:uiPriority w:val="9"/>
-    <w:unhideWhenUsed/>
-    <w:qFormat/>
-    <w:pPr>
-      <w:keepNext/>
-      <w:keepLines/>
-      <w:spacing w:after="0" w:before="200"/>
-      <w:outlineLvl w:val="8"/>
-    </w:pPr>
-    <w:rPr>
-      <w:rFonts w:asciiTheme="majorHAnsi" w:cstheme="majorBidi" w:eastAsiaTheme="majorEastAsia" w:hAnsiTheme="majorHAnsi"/>
-      <w:color w:themeColor="accent1" w:val="4F81BD"/>
-      <w:sz w:val="24"/>
-      <w:szCs w:val="24"/>
-    </w:rPr>
-  </w:style>
-  <w:style w:styleId="BlockText" w:type="paragraph">
-    <w:name w:val="Block Text"/>
-    <w:basedOn w:val="BodyText"/>
-    <w:next w:val="BodyText"/>
-    <w:uiPriority w:val="9"/>
-    <w:unhideWhenUsed/>
-    <w:qFormat/>
-    <w:pPr>
-      <w:spacing w:after="100" w:before="100"/>
-      <w:ind w:firstLine="0" w:left="480" w:right="480"/>
-    </w:pPr>
-  </w:style>
-  <w:style w:styleId="FootnoteText" w:type="paragraph">
-    <w:name w:val="Footnote Text"/>
-    <w:basedOn w:val="Normal"/>
-    <w:next w:val="FootnoteText"/>
-    <w:uiPriority w:val="9"/>
-    <w:unhideWhenUsed/>
-    <w:qFormat/>
-  </w:style>
-  <w:style w:default="1" w:styleId="DefaultParagraphFont" w:type="character">
-    <w:name w:val="Default Paragraph Font"/>
-    <w:semiHidden/>
-    <w:unhideWhenUsed/>
-  </w:style>
-  <w:style w:default="1" w:styleId="Table" w:type="table">
-    <w:name w:val="Table"/>
-    <w:basedOn w:val="TableNormal"/>
-    <w:semiHidden/>
-    <w:unhideWhenUsed/>
-    <w:qFormat/>
-    <w:tblPr>
-      <w:tblInd w:type="dxa" w:w="0"/>
-      <w:tblCellMar>
-        <w:top w:type="dxa" w:w="0"/>
-        <w:left w:type="dxa" w:w="108"/>
-        <w:bottom w:type="dxa" w:w="0"/>
-        <w:right w:type="dxa" w:w="108"/>
-      </w:tblCellMar>
-    </w:tblPr>
-    <w:tblStylePr w:type="firstRow">
-      <w:tblPr>
-        <w:jc w:val="left"/>
-        <w:tblInd w:type="dxa" w:w="0"/>
-      </w:tblPr>
-      <w:trPr>
-        <w:jc w:val="left"/>
-      </w:trPr>
-      <w:tcPr>
-        <w:vAlign w:val="bottom"/>
-        <w:tcBorders>
-          <w:bottom w:val="single"/>
-        </w:tcBorders>
-      </w:tcPr>
-    </w:tblStylePr>
-  </w:style>
-  <w:style w:customStyle="1" w:styleId="DefinitionTerm" w:type="paragraph">
-    <w:name w:val="Definition Term"/>
-    <w:basedOn w:val="Normal"/>
-    <w:next w:val="Definition"/>
-    <w:pPr>
-      <w:keepNext/>
-      <w:keepLines/>
-      <w:spacing w:after="0"/>
-    </w:pPr>
-    <w:rPr>
-      <w:b/>
-    </w:rPr>
-  </w:style>
-  <w:style w:customStyle="1" w:styleId="Definition" w:type="paragraph">
-    <w:name w:val="Definition"/>
-    <w:basedOn w:val="Normal"/>
-  </w:style>
-  <w:style w:styleId="Caption" w:type="paragraph">
-    <w:name w:val="Caption"/>
-    <w:basedOn w:val="Normal"/>
-    <w:link w:val="BodyTextChar"/>
-    <w:pPr>
-      <w:spacing w:after="120" w:before="0"/>
-    </w:pPr>
-    <w:rPr>
-      <w:i/>
-    </w:rPr>
-  </w:style>
-  <w:style w:customStyle="1" w:styleId="TableCaption" w:type="paragraph">
-    <w:name w:val="Table Caption"/>
-    <w:basedOn w:val="Caption"/>
-    <w:pPr>
-      <w:keepNext/>
-    </w:pPr>
-  </w:style>
-  <w:style w:customStyle="1" w:styleId="ImageCaption" w:type="paragraph">
-    <w:name w:val="Image Caption"/>
-    <w:basedOn w:val="Caption"/>
-  </w:style>
-  <w:style w:customStyle="1" w:styleId="Figure" w:type="paragraph">
-    <w:name w:val="Figure"/>
-    <w:basedOn w:val="Normal"/>
-  </w:style>
-  <w:style w:customStyle="1" w:styleId="CaptionedFigure" w:type="paragraph">
-    <w:name w:val="Captioned Figure"/>
-    <w:basedOn w:val="Figure"/>
-    <w:pPr>
-      <w:keepNext/>
-    </w:pPr>
-  </w:style>
-  <w:style w:customStyle="1" w:styleId="BodyTextChar" w:type="character">
-    <w:name w:val="Body Text Char"/>
-    <w:basedOn w:val="DefaultParagraphFont"/>
-    <w:link w:val="BodyText"/>
-  </w:style>
-  <w:style w:customStyle="1" w:styleId="VerbatimChar" w:type="character">
-    <w:name w:val="Verbatim Char"/>
-    <w:basedOn w:val="BodyTextChar"/>
-    <w:rPr>
-      <w:rFonts w:ascii="Consolas" w:hAnsi="Consolas"/>
-      <w:sz w:val="22"/>
-    </w:rPr>
-  </w:style>
-  <w:style w:customStyle="1" w:styleId="SectionNumber" w:type="character">
-    <w:name w:val="Section Number"/>
-    <w:basedOn w:val="BodyTextChar"/>
-  </w:style>
-  <w:style w:styleId="FootnoteReference" w:type="character">
-    <w:name w:val="Footnote Reference"/>
-    <w:basedOn w:val="BodyTextChar"/>
-    <w:rPr>
-      <w:vertAlign w:val="superscript"/>
-    </w:rPr>
-  </w:style>
-  <w:style w:styleId="Hyperlink" w:type="character">
-    <w:name w:val="Hyperlink"/>
-    <w:basedOn w:val="BodyTextChar"/>
-    <w:rPr>
-      <w:color w:themeColor="accent1" w:val="4F81BD"/>
-    </w:rPr>
-  </w:style>
-  <w:style w:styleId="TOCHeading" w:type="paragraph">
-    <w:name w:val="TOC Heading"/>
-    <w:basedOn w:val="Heading1"/>
-    <w:next w:val="BodyText"/>
-    <w:uiPriority w:val="39"/>
-    <w:unhideWhenUsed/>
-    <w:qFormat/>
-    <w:pPr>
-      <w:spacing w:before="240" w:line="259" w:lineRule="auto"/>
-      <w:outlineLvl w:val="9"/>
-    </w:pPr>
-    <w:rPr>
-      <w:rFonts w:asciiTheme="majorHAnsi" w:cstheme="majorBidi" w:eastAsiaTheme="majorEastAsia" w:hAnsiTheme="majorHAnsi"/>
-      <w:b w:val="0"/>
-      <w:bCs w:val="0"/>
-      <w:color w:themeColor="accent1" w:themeShade="BF" w:val="365F91"/>
     </w:rPr>
   </w:style>
   <w:style w:type="paragraph" w:customStyle="1" w:styleId="SourceCode">
@@ -2141,6 +2086,7 @@
         <a:font script="Mong" typeface="Mongolian Baiti"/>
         <a:font script="Viet" typeface="Times New Roman"/>
         <a:font script="Uigh" typeface="Microsoft Uighur"/>
+        <a:font script="Geor" typeface="Sylfaen"/>
       </a:majorFont>
       <a:minorFont>
         <a:latin typeface="Cambria"/>
@@ -2175,6 +2121,7 @@
         <a:font script="Mong" typeface="Mongolian Baiti"/>
         <a:font script="Viet" typeface="Arial"/>
         <a:font script="Uigh" typeface="Microsoft Uighur"/>
+        <a:font script="Geor" typeface="Sylfaen"/>
       </a:minorFont>
     </a:fontScheme>
     <a:fmtScheme name="Office">

--- a/poster/USRSE26_abstract.docx
+++ b/poster/USRSE26_abstract.docx
@@ -92,7 +92,7 @@
         <w:pStyle w:val="FirstParagraph"/>
       </w:pPr>
       <w:r>
-        <w:t xml:space="preserve">research software engineering; AI agents for scientific computing; PETSc; partial differential equations; magnetically confined fusion; verification and validation</w:t>
+        <w:t xml:space="preserve">research software engineering; AI agents for scientific computing; PETSc; partial differential equations; magnetically confined fusion; shaped tokamak equilibria; safety factor; verification and validation</w:t>
       </w:r>
     </w:p>
     <w:bookmarkEnd w:id="24"/>
@@ -738,6 +738,283 @@
       </w:r>
       <w:r>
         <w:t xml:space="preserve">.</w:t>
+      </w:r>
+    </w:p>
+    <w:p>
+      <w:pPr>
+        <w:pStyle w:val="BodyText"/>
+      </w:pPr>
+      <w:r>
+        <w:t xml:space="preserve">We then drove the same pipeline into a</w:t>
+      </w:r>
+      <w:r>
+        <w:t xml:space="preserve"> </w:t>
+      </w:r>
+      <w:r>
+        <w:rPr>
+          <w:bCs/>
+          <w:b/>
+        </w:rPr>
+        <w:t xml:space="preserve">shaped, real-machine</w:t>
+      </w:r>
+      <w:r>
+        <w:t xml:space="preserve"> </w:t>
+      </w:r>
+      <w:r>
+        <w:t xml:space="preserve">regime. Using the analytic</w:t>
+      </w:r>
+      <w:r>
+        <w:t xml:space="preserve"> </w:t>
+      </w:r>
+      <w:r>
+        <w:rPr>
+          <w:bCs/>
+          <w:b/>
+        </w:rPr>
+        <w:t xml:space="preserve">Cerfon–Freidberg</w:t>
+      </w:r>
+      <w:r>
+        <w:rPr>
+          <w:bCs/>
+          <w:b/>
+        </w:rPr>
+        <w:t xml:space="preserve"> </w:t>
+      </w:r>
+      <w:r>
+        <w:rPr>
+          <w:bCs/>
+          <w:b/>
+        </w:rPr>
+        <w:t xml:space="preserve">“</w:t>
+      </w:r>
+      <w:r>
+        <w:rPr>
+          <w:bCs/>
+          <w:b/>
+        </w:rPr>
+        <w:t xml:space="preserve">one size fits all</w:t>
+      </w:r>
+      <w:r>
+        <w:rPr>
+          <w:bCs/>
+          <w:b/>
+        </w:rPr>
+        <w:t xml:space="preserve">”</w:t>
+      </w:r>
+      <w:r>
+        <w:rPr>
+          <w:bCs/>
+          <w:b/>
+        </w:rPr>
+        <w:t xml:space="preserve"> </w:t>
+      </w:r>
+      <w:r>
+        <w:rPr>
+          <w:bCs/>
+          <w:b/>
+        </w:rPr>
+        <w:t xml:space="preserve">Solov’ev</w:t>
+      </w:r>
+      <w:r>
+        <w:t xml:space="preserve"> </w:t>
+      </w:r>
+      <w:r>
+        <w:t xml:space="preserve">solution as an exact benchmark, a single</w:t>
+      </w:r>
+      <w:r>
+        <w:t xml:space="preserve"> </w:t>
+      </w:r>
+      <w:r>
+        <w:t xml:space="preserve">agent-generated, parameterized PETSc solver reproduces</w:t>
+      </w:r>
+      <w:r>
+        <w:t xml:space="preserve"> </w:t>
+      </w:r>
+      <w:r>
+        <w:rPr>
+          <w:bCs/>
+          <w:b/>
+        </w:rPr>
+        <w:t xml:space="preserve">three physically shaped equilibria</w:t>
+      </w:r>
+      <w:r>
+        <w:t xml:space="preserve"> </w:t>
+      </w:r>
+      <w:r>
+        <w:t xml:space="preserve">—</w:t>
+      </w:r>
+      <w:r>
+        <w:t xml:space="preserve"> </w:t>
+      </w:r>
+      <w:r>
+        <w:t xml:space="preserve">an</w:t>
+      </w:r>
+      <w:r>
+        <w:t xml:space="preserve"> </w:t>
+      </w:r>
+      <w:r>
+        <w:rPr>
+          <w:bCs/>
+          <w:b/>
+        </w:rPr>
+        <w:t xml:space="preserve">ITER-like D-shape</w:t>
+      </w:r>
+      <w:r>
+        <w:t xml:space="preserve">, a</w:t>
+      </w:r>
+      <w:r>
+        <w:t xml:space="preserve"> </w:t>
+      </w:r>
+      <w:r>
+        <w:rPr>
+          <w:bCs/>
+          <w:b/>
+        </w:rPr>
+        <w:t xml:space="preserve">spherical-tokamak (NSTX-like)</w:t>
+      </w:r>
+      <w:r>
+        <w:t xml:space="preserve"> </w:t>
+      </w:r>
+      <w:r>
+        <w:t xml:space="preserve">plasma, and a</w:t>
+      </w:r>
+      <w:r>
+        <w:t xml:space="preserve"> </w:t>
+      </w:r>
+      <w:r>
+        <w:rPr>
+          <w:bCs/>
+          <w:b/>
+        </w:rPr>
+        <w:t xml:space="preserve">diverted</w:t>
+      </w:r>
+      <w:r>
+        <w:rPr>
+          <w:bCs/>
+          <w:b/>
+        </w:rPr>
+        <w:t xml:space="preserve"> </w:t>
+      </w:r>
+      <w:r>
+        <w:rPr>
+          <w:bCs/>
+          <w:b/>
+        </w:rPr>
+        <w:t xml:space="preserve">double-null with magnetic X-points</w:t>
+      </w:r>
+      <w:r>
+        <w:t xml:space="preserve"> </w:t>
+      </w:r>
+      <w:r>
+        <w:t xml:space="preserve">— set by the inverse aspect ratio, elongation, and</w:t>
+      </w:r>
+      <w:r>
+        <w:t xml:space="preserve"> </w:t>
+      </w:r>
+      <w:r>
+        <w:t xml:space="preserve">triangularity. Each case is</w:t>
+      </w:r>
+      <w:r>
+        <w:t xml:space="preserve"> </w:t>
+      </w:r>
+      <w:r>
+        <w:rPr>
+          <w:bCs/>
+          <w:b/>
+        </w:rPr>
+        <w:t xml:space="preserve">verified at second order (p = 2.00)</w:t>
+      </w:r>
+      <w:r>
+        <w:t xml:space="preserve"> </w:t>
+      </w:r>
+      <w:r>
+        <w:t xml:space="preserve">against the analytic</w:t>
+      </w:r>
+      <w:r>
+        <w:t xml:space="preserve"> </w:t>
+      </w:r>
+      <w:r>
+        <w:t xml:space="preserve">solution and runs on 1 and 4 MPI ranks with no human edits. We compute the</w:t>
+      </w:r>
+      <w:r>
+        <w:t xml:space="preserve"> </w:t>
+      </w:r>
+      <w:r>
+        <w:rPr>
+          <w:bCs/>
+          <w:b/>
+        </w:rPr>
+        <w:t xml:space="preserve">safety-factor</w:t>
+      </w:r>
+      <w:r>
+        <w:rPr>
+          <w:bCs/>
+          <w:b/>
+        </w:rPr>
+        <w:t xml:space="preserve"> </w:t>
+      </w:r>
+      <w:r>
+        <w:rPr>
+          <w:bCs/>
+          <w:b/>
+        </w:rPr>
+        <w:t xml:space="preserve">profile q(ψ)</w:t>
+      </w:r>
+      <w:r>
+        <w:t xml:space="preserve"> </w:t>
+      </w:r>
+      <w:r>
+        <w:t xml:space="preserve">of each verified equilibrium and cross-check it against the independent</w:t>
+      </w:r>
+      <w:r>
+        <w:t xml:space="preserve"> </w:t>
+      </w:r>
+      <w:r>
+        <w:rPr>
+          <w:bCs/>
+          <w:b/>
+        </w:rPr>
+        <w:t xml:space="preserve">FreeGS</w:t>
+      </w:r>
+      <w:r>
+        <w:t xml:space="preserve"> </w:t>
+      </w:r>
+      <w:r>
+        <w:t xml:space="preserve">equilibrium code, obtaining agreement to</w:t>
+      </w:r>
+      <w:r>
+        <w:t xml:space="preserve"> </w:t>
+      </w:r>
+      <w:r>
+        <w:rPr>
+          <w:bCs/>
+          <w:b/>
+        </w:rPr>
+        <w:t xml:space="preserve">better than 0.2%</w:t>
+      </w:r>
+      <w:r>
+        <w:t xml:space="preserve"> </w:t>
+      </w:r>
+      <w:r>
+        <w:t xml:space="preserve">on identical fields,</w:t>
+      </w:r>
+      <w:r>
+        <w:t xml:space="preserve"> </w:t>
+      </w:r>
+      <w:r>
+        <w:t xml:space="preserve">with the recovered elongation and triangularity matching the targets to ~1–2%. This shows the</w:t>
+      </w:r>
+      <w:r>
+        <w:t xml:space="preserve"> </w:t>
+      </w:r>
+      <w:r>
+        <w:t xml:space="preserve">workflow scales from a toy verification anchor to trustworthy, real-machine-shaped equilibria</w:t>
+      </w:r>
+      <w:r>
+        <w:t xml:space="preserve"> </w:t>
+      </w:r>
+      <w:r>
+        <w:t xml:space="preserve">without changing the generated solver’s structure.</w:t>
       </w:r>
     </w:p>
     <w:p>

--- a/poster/USRSE26_abstract.docx
+++ b/poster/USRSE26_abstract.docx
@@ -20,7 +20,7 @@
           <w:bCs/>
           <w:b/>
         </w:rPr>
-        <w:t xml:space="preserve">Automated Problem-to-Solution Generation for a Tokamak Fusion-Plasma Simulation with a Hierarchical Multi-Agent PETSc System</w:t>
+        <w:t xml:space="preserve">A System of Multiple AI Agents for Automating Tokamak-Plasma Simulation for Nuclear Fusion Energy (with a Hierarchical Multi-Agent PETSc System)</w:t>
       </w:r>
     </w:p>
     <w:bookmarkEnd w:id="20"/>

--- a/poster/USRSE26_abstract.docx
+++ b/poster/USRSE26_abstract.docx
@@ -7,7 +7,7 @@
         <w:pStyle w:val="Heading1"/>
         <w:jc w:val="both"/>
       </w:pPr>
-      <w:bookmarkStart w:id="0" w:name="bookmark=id.jzx06u501z35" w:colFirst="0" w:colLast="0"/>
+      <w:bookmarkStart w:id="0" w:name="bookmark=id.saubw6mt15qj" w:colFirst="0" w:colLast="0"/>
       <w:bookmarkEnd w:id="0"/>
       <w:r>
         <w:t>Title</w:t>
@@ -26,35 +26,7 @@
           <w:b/>
           <w:bCs/>
         </w:rPr>
-        <w:t xml:space="preserve">A Multi-agent </w:t>
-      </w:r>
-      <w:r>
-        <w:rPr>
-          <w:b/>
-          <w:bCs/>
-        </w:rPr>
-        <w:t xml:space="preserve">AI </w:t>
-      </w:r>
-      <w:r>
-        <w:rPr>
-          <w:b/>
-          <w:bCs/>
-        </w:rPr>
-        <w:t>System for Automating Tokamak-Plasma Simulation for Nuclear Fusion Energy</w:t>
-      </w:r>
-      <w:r>
-        <w:rPr>
-          <w:b/>
-          <w:bCs/>
-        </w:rPr>
-        <w:t>.</w:t>
-      </w:r>
-      <w:r>
-        <w:rPr>
-          <w:b/>
-          <w:bCs/>
-        </w:rPr>
-        <w:t xml:space="preserve"> </w:t>
+        <w:t>A Multi-agent AI System for Automating Tokamak-Plasma Simulation for Nuclear Fusion Energy.</w:t>
       </w:r>
     </w:p>
     <w:p>
@@ -67,7 +39,7 @@
         <w:pStyle w:val="Heading1"/>
         <w:jc w:val="both"/>
       </w:pPr>
-      <w:bookmarkStart w:id="1" w:name="bookmark=id.7vwf1xi9lbbm" w:colFirst="0" w:colLast="0"/>
+      <w:bookmarkStart w:id="1" w:name="bookmark=id.4ec86rmm20x5" w:colFirst="0" w:colLast="0"/>
       <w:bookmarkEnd w:id="1"/>
       <w:r>
         <w:t>Presenters</w:t>
@@ -77,827 +49,24 @@
       <w:pPr>
         <w:numPr>
           <w:ilvl w:val="0"/>
-          <w:numId w:val="2"/>
+          <w:numId w:val="1"/>
         </w:numPr>
-        <w:pBdr>
-          <w:top w:val="nil"/>
-          <w:left w:val="nil"/>
-          <w:bottom w:val="nil"/>
-          <w:right w:val="nil"/>
-          <w:between w:val="nil"/>
-        </w:pBdr>
-        <w:jc w:val="both"/>
-      </w:pPr>
-      <w:r>
-        <w:rPr>
-          <w:color w:val="000000"/>
-        </w:rPr>
-        <w:t xml:space="preserve">Sarthak Sharma </w:t>
-      </w:r>
-      <w:r>
-        <w:rPr>
-          <w:color w:val="000000"/>
-        </w:rPr>
-        <w:t>&lt;</w:t>
-      </w:r>
-      <w:hyperlink r:id="rId6" w:history="1">
-        <w:r>
-          <w:rPr>
-            <w:rStyle w:val="Hyperlink"/>
-          </w:rPr>
-          <w:t>ss694@buffalo.edu</w:t>
-        </w:r>
-      </w:hyperlink>
-      <w:r>
-        <w:rPr>
-          <w:color w:val="000000"/>
-        </w:rPr>
-        <w:t>&gt;</w:t>
-      </w:r>
-      <w:r>
-        <w:rPr>
-          <w:color w:val="000000"/>
-        </w:rPr>
-        <w:t>, PhD candidate in Computational and Data Sciences, State University of New York at Buffalo, 0009-0009-6746-169X</w:t>
-      </w:r>
-      <w:r>
-        <w:rPr>
-          <w:color w:val="000000"/>
-        </w:rPr>
-        <w:t xml:space="preserve">. </w:t>
-      </w:r>
-    </w:p>
-    <w:p>
-      <w:pPr>
-        <w:numPr>
-          <w:ilvl w:val="0"/>
-          <w:numId w:val="2"/>
-        </w:numPr>
-        <w:pBdr>
-          <w:top w:val="nil"/>
-          <w:left w:val="nil"/>
-          <w:bottom w:val="nil"/>
-          <w:right w:val="nil"/>
-          <w:between w:val="nil"/>
-        </w:pBdr>
-        <w:jc w:val="both"/>
-      </w:pPr>
-      <w:r>
-        <w:rPr>
-          <w:color w:val="000000"/>
-        </w:rPr>
-        <w:t xml:space="preserve">Dr Junchao Zhang </w:t>
-      </w:r>
-      <w:r>
-        <w:rPr>
-          <w:color w:val="000000"/>
-        </w:rPr>
-        <w:t>&lt;</w:t>
-      </w:r>
-      <w:hyperlink r:id="rId7" w:history="1">
-        <w:r>
-          <w:rPr>
-            <w:rStyle w:val="Hyperlink"/>
-          </w:rPr>
-          <w:t>jczhang@anl.gov</w:t>
-        </w:r>
-      </w:hyperlink>
-      <w:r>
-        <w:rPr>
-          <w:color w:val="000000"/>
-        </w:rPr>
-        <w:t>&gt;</w:t>
-      </w:r>
-      <w:r>
-        <w:rPr>
-          <w:color w:val="000000"/>
-        </w:rPr>
-        <w:t>, Division of Mathematics and Computer Science, Argonne National Laboratory, 0000-0003-0367-2358</w:t>
-      </w:r>
-      <w:r>
-        <w:rPr>
-          <w:color w:val="000000"/>
-        </w:rPr>
-        <w:t xml:space="preserve">. </w:t>
-      </w:r>
-    </w:p>
-    <w:p>
-      <w:pPr>
-        <w:pStyle w:val="Heading1"/>
-        <w:jc w:val="both"/>
-      </w:pPr>
-      <w:bookmarkStart w:id="2" w:name="bookmark=id.4m5v7dz954km" w:colFirst="0" w:colLast="0"/>
-      <w:bookmarkEnd w:id="2"/>
-      <w:r>
-        <w:t>Keywords</w:t>
-      </w:r>
-    </w:p>
-    <w:p>
-      <w:pPr>
-        <w:jc w:val="both"/>
-      </w:pPr>
-      <w:r>
-        <w:t>AI agents for scientific computing; PETSc; partial differential equations; magnetically confined plasma; nuclear fusion; shaped tokamak equilibria; safety factor; verification and validation</w:t>
-      </w:r>
-      <w:r>
-        <w:t>.</w:t>
-      </w:r>
-      <w:r>
-        <w:t xml:space="preserve"> </w:t>
-      </w:r>
-    </w:p>
-    <w:p>
-      <w:pPr>
-        <w:jc w:val="both"/>
-      </w:pPr>
-    </w:p>
-    <w:p>
-      <w:pPr>
-        <w:jc w:val="both"/>
-      </w:pPr>
-    </w:p>
-    <w:p>
-      <w:pPr>
-        <w:jc w:val="both"/>
-      </w:pPr>
-    </w:p>
-    <w:p>
-      <w:pPr>
-        <w:jc w:val="both"/>
-      </w:pPr>
-    </w:p>
-    <w:p>
-      <w:pPr>
-        <w:jc w:val="both"/>
-      </w:pPr>
-    </w:p>
-    <w:p>
-      <w:pPr>
-        <w:jc w:val="both"/>
-      </w:pPr>
-    </w:p>
-    <w:p>
-      <w:pPr>
-        <w:jc w:val="both"/>
-      </w:pPr>
-    </w:p>
-    <w:p>
-      <w:pPr>
-        <w:jc w:val="both"/>
-      </w:pPr>
-    </w:p>
-    <w:p>
-      <w:pPr>
-        <w:jc w:val="both"/>
-      </w:pPr>
-    </w:p>
-    <w:p>
-      <w:pPr>
-        <w:jc w:val="both"/>
-      </w:pPr>
-    </w:p>
-    <w:p>
-      <w:pPr>
-        <w:jc w:val="both"/>
-      </w:pPr>
-    </w:p>
-    <w:p>
-      <w:pPr>
-        <w:jc w:val="both"/>
-      </w:pPr>
-    </w:p>
-    <w:p>
-      <w:pPr>
-        <w:jc w:val="both"/>
-      </w:pPr>
-    </w:p>
-    <w:p>
-      <w:pPr>
-        <w:jc w:val="both"/>
-      </w:pPr>
-    </w:p>
-    <w:p>
-      <w:pPr>
-        <w:jc w:val="both"/>
-      </w:pPr>
-    </w:p>
-    <w:p>
-      <w:pPr>
-        <w:jc w:val="both"/>
-      </w:pPr>
-    </w:p>
-    <w:p>
-      <w:pPr>
-        <w:jc w:val="both"/>
-      </w:pPr>
-    </w:p>
-    <w:p>
-      <w:pPr>
-        <w:jc w:val="both"/>
-      </w:pPr>
-    </w:p>
-    <w:p>
-      <w:pPr>
-        <w:jc w:val="both"/>
-      </w:pPr>
-    </w:p>
-    <w:p>
-      <w:pPr>
-        <w:jc w:val="both"/>
-      </w:pPr>
-    </w:p>
-    <w:p>
-      <w:pPr>
-        <w:jc w:val="both"/>
-      </w:pPr>
-    </w:p>
-    <w:p>
-      <w:pPr>
-        <w:jc w:val="both"/>
-      </w:pPr>
-    </w:p>
-    <w:p>
-      <w:pPr>
-        <w:jc w:val="both"/>
-      </w:pPr>
-    </w:p>
-    <w:p>
-      <w:pPr>
-        <w:jc w:val="both"/>
-      </w:pPr>
-    </w:p>
-    <w:p>
-      <w:pPr>
-        <w:jc w:val="both"/>
-      </w:pPr>
-    </w:p>
-    <w:p>
-      <w:pPr>
-        <w:jc w:val="both"/>
-      </w:pPr>
-    </w:p>
-    <w:p>
-      <w:pPr>
-        <w:pStyle w:val="Heading1"/>
-        <w:jc w:val="both"/>
-      </w:pPr>
-      <w:bookmarkStart w:id="3" w:name="bookmark=id.n9zaxaqpmsy4" w:colFirst="0" w:colLast="0"/>
-      <w:bookmarkEnd w:id="3"/>
-      <w:r>
-        <w:lastRenderedPageBreak/>
-        <w:t>Abstract</w:t>
-      </w:r>
-    </w:p>
-    <w:p>
-      <w:pPr>
-        <w:jc w:val="both"/>
-      </w:pPr>
-      <w:r>
-        <w:t xml:space="preserve">Building a correct, performant HPC simulation from a scientific idea still demands scarce, largely implicit expertise in numerical methods and library APIs. We ask whether a </w:t>
-      </w:r>
-      <w:r>
-        <w:rPr>
-          <w:b/>
-          <w:bCs/>
-        </w:rPr>
-        <w:t>hierarchical multi-agent AI system</w:t>
-      </w:r>
-      <w:r>
-        <w:t xml:space="preserve"> can automate that path for a real fusion-energy problem, and whether the result can be </w:t>
-      </w:r>
-      <w:r>
-        <w:rPr>
-          <w:b/>
-          <w:bCs/>
-        </w:rPr>
-        <w:t>verified</w:t>
-      </w:r>
-      <w:r>
-        <w:t xml:space="preserve"> rather than merely plausible.</w:t>
-      </w:r>
-    </w:p>
-    <w:p>
-      <w:pPr>
-        <w:jc w:val="both"/>
-      </w:pPr>
-    </w:p>
-    <w:p>
-      <w:pPr>
-        <w:jc w:val="both"/>
-        <w:rPr>
-          <w:i/>
-          <w:iCs/>
-        </w:rPr>
-      </w:pPr>
-      <w:r>
-        <w:t xml:space="preserve">We use the PETSc multi-agent </w:t>
-      </w:r>
-      <w:r>
-        <w:t xml:space="preserve">AI </w:t>
-      </w:r>
-      <w:r>
-        <w:t xml:space="preserve">system (an open set of Model Context Protocol “AI agents”: </w:t>
-      </w:r>
-      <w:hyperlink r:id="rId8">
+        <w:jc w:val="both"/>
+      </w:pPr>
+      <w:r>
+        <w:t>Sarthak Sharma &lt;</w:t>
+      </w:r>
+      <w:hyperlink r:id="rId6">
         <w:r>
           <w:rPr>
             <w:color w:val="0000FF"/>
             <w:u w:val="single"/>
           </w:rPr>
-          <w:t>https://gitlab.com/petsc/petsc_mcp_servers</w:t>
+          <w:t>ss694@buffalo.edu</w:t>
         </w:r>
       </w:hyperlink>
       <w:r>
-        <w:t xml:space="preserve">) to generate, from a plain-language description, a PETSc simulation of the </w:t>
-      </w:r>
-      <w:r>
-        <w:rPr>
-          <w:b/>
-          <w:bCs/>
-        </w:rPr>
-        <w:t>tokamak Grad–Shafranov equilibrium</w:t>
-      </w:r>
-      <w:r>
-        <w:t>: the axisymmetric ideal</w:t>
-      </w:r>
-      <w:r>
-        <w:t xml:space="preserve"> </w:t>
-      </w:r>
-      <w:r>
-        <w:t xml:space="preserve">magnetohydrodynamics force balance that sets the shape of the magnetically confined plasma. The system contains a </w:t>
-      </w:r>
-      <w:r>
-        <w:rPr>
-          <w:b/>
-          <w:bCs/>
-        </w:rPr>
-        <w:t>Mathematical Modeling</w:t>
-      </w:r>
-      <w:r>
-        <w:t xml:space="preserve"> agent, a </w:t>
-      </w:r>
-      <w:r>
-        <w:rPr>
-          <w:b/>
-          <w:bCs/>
-        </w:rPr>
-        <w:t>Numerical Analysis</w:t>
-      </w:r>
-      <w:r>
-        <w:t xml:space="preserve"> agent, and an </w:t>
-      </w:r>
-      <w:r>
-        <w:rPr>
-          <w:b/>
-          <w:bCs/>
-        </w:rPr>
-        <w:t>HPC Code Generation</w:t>
-      </w:r>
-      <w:r>
-        <w:t xml:space="preserve"> agent that writes, compiles, and runs PETSc code on a target machine. A project-owned orchestration driver records every structured intermediate artifact (model, discretization decision, generated source, build / run logs) with full provenance, making runs reproducible and resumable.</w:t>
-      </w:r>
-      <w:r>
-        <w:t xml:space="preserve"> </w:t>
-      </w:r>
-      <w:r>
-        <w:t>The goal is to use AI to automate</w:t>
-      </w:r>
-      <w:r>
-        <w:rPr>
-          <w:i/>
-          <w:iCs/>
-        </w:rPr>
-        <w:t xml:space="preserve"> problem-to-solution generation for PDE-based simulation science.</w:t>
-      </w:r>
-    </w:p>
-    <w:p>
-      <w:pPr>
-        <w:jc w:val="both"/>
-        <w:rPr>
-          <w:i/>
-          <w:iCs/>
-        </w:rPr>
-      </w:pPr>
-    </w:p>
-    <w:p>
-      <w:pPr>
-        <w:jc w:val="both"/>
-      </w:pPr>
-      <w:r>
-        <w:t xml:space="preserve">From the prompt </w:t>
-      </w:r>
-      <w:r>
-        <w:rPr>
-          <w:i/>
-          <w:iCs/>
-        </w:rPr>
-        <w:t>“the Grad–Shafranov equilibrium for the magnetically confined plasma in a tokamak,”</w:t>
-      </w:r>
-      <w:r>
-        <w:t xml:space="preserve"> the Modeling agent identified the equation and returned its strong and weak forms; the Numerical Analysis agent selected a non</w:t>
-      </w:r>
-      <w:r>
-        <w:t>-</w:t>
-      </w:r>
-      <w:r>
-        <w:t>linear solve</w:t>
-      </w:r>
-      <w:r>
-        <w:t>r</w:t>
-      </w:r>
-      <w:r>
-        <w:t xml:space="preserve"> (SNES) on a structured grid; and the Code Generation agent produced a </w:t>
-      </w:r>
-      <w:r>
-        <w:rPr>
-          <w:b/>
-          <w:bCs/>
-        </w:rPr>
-        <w:t>267-line PETSc program</w:t>
-      </w:r>
-      <w:r>
-        <w:t xml:space="preserve"> that discretizes the Grad-Shafranov operator on a distributed array (DMDA) with a true Jacobian and solves it with SNES, including a built-in </w:t>
-      </w:r>
-      <w:r>
-        <w:rPr>
-          <w:b/>
-          <w:bCs/>
-        </w:rPr>
-        <w:t>method-of-manufactured-solutions</w:t>
-      </w:r>
-      <w:r>
-        <w:t xml:space="preserve"> check. The generated code compiled and ran in MPI parallel with </w:t>
-      </w:r>
-      <w:r>
-        <w:rPr>
-          <w:b/>
-          <w:bCs/>
-        </w:rPr>
-        <w:t>no human edits</w:t>
-      </w:r>
-      <w:r>
-        <w:t xml:space="preserve">. </w:t>
-      </w:r>
-      <w:sdt>
-        <w:sdtPr>
-          <w:tag w:val="goog_rdk_0"/>
-          <w:id w:val="1778303897"/>
-        </w:sdtPr>
-        <w:sdtContent>
-          <w:commentRangeStart w:id="4"/>
-        </w:sdtContent>
-      </w:sdt>
-      <w:r>
-        <w:t xml:space="preserve">Verification confirms the numerics: the max-norm error is </w:t>
-      </w:r>
-      <m:oMath>
-        <m:r>
-          <w:rPr>
-            <w:rFonts w:ascii="Cambria Math" w:eastAsia="Cambria Math" w:hAnsi="Cambria Math" w:cs="Cambria Math"/>
-          </w:rPr>
-          <m:t>2.1×1</m:t>
-        </m:r>
-        <m:sSup>
-          <m:sSupPr>
-            <m:ctrlPr>
-              <w:rPr>
-                <w:rFonts w:ascii="Cambria Math" w:eastAsia="Cambria Math" w:hAnsi="Cambria Math" w:cs="Cambria Math"/>
-                <w:vertAlign w:val="superscript"/>
-              </w:rPr>
-            </m:ctrlPr>
-          </m:sSupPr>
-          <m:e>
-            <m:r>
-              <w:rPr>
-                <w:rFonts w:ascii="Cambria Math" w:eastAsia="Cambria Math" w:hAnsi="Cambria Math" w:cs="Cambria Math"/>
-              </w:rPr>
-              <m:t>0</m:t>
-            </m:r>
-          </m:e>
-          <m:sup>
-            <m:r>
-              <w:rPr>
-                <w:rFonts w:ascii="Cambria Math" w:eastAsia="Cambria Math" w:hAnsi="Cambria Math" w:cs="Cambria Math"/>
-                <w:vertAlign w:val="superscript"/>
-              </w:rPr>
-              <m:t>-4</m:t>
-            </m:r>
-          </m:sup>
-        </m:sSup>
-      </m:oMath>
-      <w:r>
-        <w:t xml:space="preserve"> on a </w:t>
-      </w:r>
-      <m:oMath>
-        <m:r>
-          <w:rPr>
-            <w:rFonts w:ascii="Cambria Math" w:eastAsia="Cambria Math" w:hAnsi="Cambria Math" w:cs="Cambria Math"/>
-          </w:rPr>
-          <m:t>65×65</m:t>
-        </m:r>
-      </m:oMath>
-      <w:r>
-        <w:t xml:space="preserve"> grid and falls to </w:t>
-      </w:r>
-      <m:oMath>
-        <m:r>
-          <w:rPr>
-            <w:rFonts w:ascii="Cambria Math" w:eastAsia="Cambria Math" w:hAnsi="Cambria Math" w:cs="Cambria Math"/>
-          </w:rPr>
-          <m:t>1.3×1</m:t>
-        </m:r>
-        <m:sSup>
-          <m:sSupPr>
-            <m:ctrlPr>
-              <w:rPr>
-                <w:rFonts w:ascii="Cambria Math" w:eastAsia="Cambria Math" w:hAnsi="Cambria Math" w:cs="Cambria Math"/>
-              </w:rPr>
-            </m:ctrlPr>
-          </m:sSupPr>
-          <m:e>
-            <m:r>
-              <w:rPr>
-                <w:rFonts w:ascii="Cambria Math" w:eastAsia="Cambria Math" w:hAnsi="Cambria Math" w:cs="Cambria Math"/>
-              </w:rPr>
-              <m:t>0</m:t>
-            </m:r>
-          </m:e>
-          <m:sup>
-            <m:r>
-              <w:rPr>
-                <w:rFonts w:ascii="Cambria Math" w:eastAsia="Cambria Math" w:hAnsi="Cambria Math" w:cs="Cambria Math"/>
-              </w:rPr>
-              <m:t>-5</m:t>
-            </m:r>
-          </m:sup>
-        </m:sSup>
-      </m:oMath>
-      <w:r>
-        <w:t xml:space="preserve"> on </w:t>
-      </w:r>
-      <m:oMath>
-        <m:r>
-          <w:rPr>
-            <w:rFonts w:ascii="Cambria Math" w:eastAsia="Cambria Math" w:hAnsi="Cambria Math" w:cs="Cambria Math"/>
-          </w:rPr>
-          <m:t>257×257</m:t>
-        </m:r>
-      </m:oMath>
-      <w:r>
-        <w:t xml:space="preserve">, giving an </w:t>
-      </w:r>
-      <w:r>
-        <w:rPr>
-          <w:b/>
-          <w:bCs/>
-        </w:rPr>
-        <w:t xml:space="preserve">observed order of accuracy </w:t>
-      </w:r>
-      <m:oMath>
-        <m:r>
-          <w:rPr>
-            <w:rFonts w:ascii="Cambria Math" w:eastAsia="Cambria Math" w:hAnsi="Cambria Math" w:cs="Cambria Math"/>
-          </w:rPr>
-          <m:t>p=2.00</m:t>
-        </m:r>
-      </m:oMath>
-      <w:r>
-        <w:t xml:space="preserve"> (textbook second order for central differences) under grid refinement.</w:t>
-      </w:r>
-    </w:p>
-    <w:p>
-      <w:pPr>
-        <w:jc w:val="both"/>
-      </w:pPr>
-    </w:p>
-    <w:p>
-      <w:pPr>
-        <w:jc w:val="both"/>
-      </w:pPr>
-      <w:r>
-        <w:t xml:space="preserve">We then drove the same pipeline into a </w:t>
-      </w:r>
-      <w:r>
-        <w:rPr>
-          <w:b/>
-          <w:bCs/>
-        </w:rPr>
-        <w:t>shaped, real-machine</w:t>
-      </w:r>
-      <w:r>
-        <w:t xml:space="preserve"> regime. Using the analytic </w:t>
-      </w:r>
-      <w:r>
-        <w:rPr>
-          <w:b/>
-          <w:bCs/>
-        </w:rPr>
-        <w:t>Cerfon–Freidberg “one size fits all” Solov’ev</w:t>
-      </w:r>
-      <w:r>
-        <w:t xml:space="preserve"> solution as an exact benchmark, a single agent-generated, parameterized PETSc solver reproduces </w:t>
-      </w:r>
-      <w:r>
-        <w:rPr>
-          <w:b/>
-          <w:bCs/>
-        </w:rPr>
-        <w:t>three physically shaped equilibria</w:t>
-      </w:r>
-      <w:r>
-        <w:t xml:space="preserve">: an </w:t>
-      </w:r>
-      <w:r>
-        <w:rPr>
-          <w:b/>
-          <w:bCs/>
-        </w:rPr>
-        <w:t>ITER-like D-shape</w:t>
-      </w:r>
-      <w:r>
-        <w:t xml:space="preserve">, a </w:t>
-      </w:r>
-      <w:r>
-        <w:rPr>
-          <w:b/>
-          <w:bCs/>
-        </w:rPr>
-        <w:t>spherical-tokamak (NSTX-like)</w:t>
-      </w:r>
-      <w:r>
-        <w:t xml:space="preserve"> plasma, and a </w:t>
-      </w:r>
-      <w:r>
-        <w:rPr>
-          <w:b/>
-          <w:bCs/>
-        </w:rPr>
-        <w:t>diverted double-null with magnetic X-points</w:t>
-      </w:r>
-      <w:r>
-        <w:t xml:space="preserve">, set by the inverse aspect ratio, elongation, and triangularity. Each case is </w:t>
-      </w:r>
-      <w:r>
-        <w:rPr>
-          <w:b/>
-          <w:bCs/>
-        </w:rPr>
-        <w:t xml:space="preserve">verified at second order </w:t>
-      </w:r>
-      <m:oMath>
-        <m:r>
-          <w:rPr>
-            <w:rFonts w:ascii="Cambria Math" w:eastAsia="Cambria Math" w:hAnsi="Cambria Math" w:cs="Cambria Math"/>
-          </w:rPr>
-          <m:t>(p=2.00)</m:t>
-        </m:r>
-      </m:oMath>
-      <w:r>
-        <w:t xml:space="preserve"> against the analytic solution. We compute the </w:t>
-      </w:r>
-      <w:r>
-        <w:rPr>
-          <w:b/>
-          <w:bCs/>
-        </w:rPr>
-        <w:t xml:space="preserve">safety-factor profile </w:t>
-      </w:r>
-      <m:oMath>
-        <m:r>
-          <w:rPr>
-            <w:rFonts w:ascii="Cambria Math" w:eastAsia="Cambria Math" w:hAnsi="Cambria Math" w:cs="Cambria Math"/>
-          </w:rPr>
-          <m:t>q(ψ)</m:t>
-        </m:r>
-      </m:oMath>
-      <w:r>
-        <w:t xml:space="preserve"> of each verified equilibrium and cross-check it against the independent </w:t>
-      </w:r>
-      <w:r>
-        <w:rPr>
-          <w:b/>
-          <w:bCs/>
-        </w:rPr>
-        <w:t>FreeGS</w:t>
-      </w:r>
-      <w:r>
-        <w:t xml:space="preserve"> equilibrium code, obtaining agreement to </w:t>
-      </w:r>
-      <w:r>
-        <w:rPr>
-          <w:b/>
-          <w:bCs/>
-        </w:rPr>
-        <w:t>better than 0.2 %</w:t>
-      </w:r>
-      <w:r>
-        <w:t xml:space="preserve"> on identical fields, with the recovered elongation and triangularity matching the targets to around 1 to 2 %. This shows the workflow scales from a toy verification anchor to trustworthy, real-machine-shaped equilibria without changing the generated solver’s structure.</w:t>
-      </w:r>
-      <w:commentRangeEnd w:id="4"/>
-      <w:r>
-        <w:rPr>
-          <w:rStyle w:val="CommentReference"/>
-          <w:sz w:val="22"/>
-          <w:szCs w:val="22"/>
-        </w:rPr>
-        <w:commentReference w:id="4"/>
-      </w:r>
-    </w:p>
-    <w:p>
-      <w:pPr>
-        <w:jc w:val="both"/>
-      </w:pPr>
-    </w:p>
-    <w:p>
-      <w:pPr>
-        <w:jc w:val="both"/>
-      </w:pPr>
-      <w:r>
-        <w:t xml:space="preserve">We report </w:t>
-      </w:r>
-      <w:r>
-        <w:rPr>
-          <w:b/>
-          <w:bCs/>
-        </w:rPr>
-        <w:t>decision-gate metrics</w:t>
-      </w:r>
-      <w:r>
-        <w:t>: correctness (identified model, compiled / ran, convergence order), efficiency (wall-clock and LLM / tool calls), and human effort (0 lines of solver code hand-written). The work is a concrete demonstration that verification-driven, multi-agent problem-to-solution generation can produce trustworthy HPC simulation code for a flagship fusion-energy problem.</w:t>
-      </w:r>
-    </w:p>
-    <w:p>
-      <w:pPr>
-        <w:jc w:val="both"/>
-      </w:pPr>
-    </w:p>
-    <w:p>
-      <w:pPr>
-        <w:jc w:val="both"/>
-      </w:pPr>
-      <w:r>
-        <w:t xml:space="preserve">Future work includes </w:t>
-      </w:r>
-      <w:r>
-        <w:t xml:space="preserve">using this AI system to automate simulations for </w:t>
-      </w:r>
-      <w:r>
-        <w:t>harder physics (non</w:t>
-      </w:r>
-      <w:r>
-        <w:t>-</w:t>
-      </w:r>
-      <w:r>
-        <w:t>linear profiles</w:t>
-      </w:r>
-      <w:r>
-        <w:t>,</w:t>
-      </w:r>
-      <w:r>
-        <w:t xml:space="preserve"> time-dependent</w:t>
-      </w:r>
-      <w:r>
-        <w:t xml:space="preserve"> </w:t>
-      </w:r>
-      <w:r>
-        <w:t>/</w:t>
-      </w:r>
-      <w:r>
-        <w:t xml:space="preserve"> </w:t>
-      </w:r>
-      <w:r>
-        <w:t xml:space="preserve">resistive </w:t>
-      </w:r>
-      <w:r>
-        <w:t>magnetohydrodynamics, 3-dimensional simulation of tokamak plasma, etc.</w:t>
-      </w:r>
-      <w:r>
-        <w:t>)</w:t>
-      </w:r>
-      <w:r>
-        <w:t>.</w:t>
-      </w:r>
-    </w:p>
-    <w:p>
-      <w:pPr>
-        <w:jc w:val="both"/>
-      </w:pPr>
-    </w:p>
-    <w:p>
-      <w:pPr>
-        <w:jc w:val="both"/>
-      </w:pPr>
-    </w:p>
-    <w:p>
-      <w:pPr>
-        <w:pStyle w:val="Heading1"/>
-        <w:jc w:val="both"/>
-      </w:pPr>
-      <w:bookmarkStart w:id="5" w:name="bookmark=id.1pyqu35qq6x4" w:colFirst="0" w:colLast="0"/>
-      <w:bookmarkEnd w:id="5"/>
-      <w:r>
-        <w:lastRenderedPageBreak/>
-        <w:t>References</w:t>
+        <w:t>&gt;, PhD candidate in Computational and Data Sciences, State University of New York at Buffalo, 0009-0009-6746-169X.</w:t>
       </w:r>
     </w:p>
     <w:p>
@@ -908,93 +77,25 @@
         </w:numPr>
         <w:jc w:val="both"/>
       </w:pPr>
-      <w:r>
-        <w:t xml:space="preserve">B. Smith, H. Zhang, J. Zhang, S. Balay, L. Chen, M. Keçeli, L. C. McInnes. </w:t>
-      </w:r>
-      <w:r>
-        <w:rPr>
-          <w:i/>
-          <w:iCs/>
-        </w:rPr>
-        <w:t>Improving usability and productivity of PETSc with agent-based workflows.</w:t>
-      </w:r>
-      <w:r>
-        <w:t xml:space="preserve"> 2026. doi:10.13140/RG.2.2.35234.80326.</w:t>
-      </w:r>
-      <w:r>
-        <w:t xml:space="preserve"> </w:t>
-      </w:r>
-    </w:p>
-    <w:p>
-      <w:pPr>
-        <w:numPr>
-          <w:ilvl w:val="0"/>
-          <w:numId w:val="1"/>
-        </w:numPr>
-        <w:jc w:val="both"/>
-      </w:pPr>
-      <w:r>
-        <w:t>S. Balay et al. </w:t>
-      </w:r>
-      <w:r>
-        <w:rPr>
-          <w:i/>
-          <w:iCs/>
-        </w:rPr>
-        <w:t>PETSc/TAO Users Manual.</w:t>
-      </w:r>
-      <w:r>
-        <w:t xml:space="preserve"> ANL-21/39 Rev. 3.25, Argonne National Laboratory, 2026. </w:t>
-      </w:r>
-      <w:hyperlink r:id="rId12" w:history="1">
-        <w:r>
-          <w:rPr>
-            <w:rStyle w:val="Hyperlink"/>
-          </w:rPr>
-          <w:t>https://petsc.org</w:t>
-        </w:r>
-      </w:hyperlink>
-      <w:r>
-        <w:t xml:space="preserve">. </w:t>
-      </w:r>
-    </w:p>
-    <w:p>
-      <w:pPr>
-        <w:numPr>
-          <w:ilvl w:val="0"/>
-          <w:numId w:val="1"/>
-        </w:numPr>
-        <w:jc w:val="both"/>
-      </w:pPr>
-      <w:r>
-        <w:t xml:space="preserve">PETSc multi-agent MCP servers. </w:t>
-      </w:r>
-      <w:hyperlink r:id="rId13">
+      <w:proofErr w:type="spellStart"/>
+      <w:r>
+        <w:t>Junchao</w:t>
+      </w:r>
+      <w:proofErr w:type="spellEnd"/>
+      <w:r>
+        <w:t xml:space="preserve"> Zhang &lt;</w:t>
+      </w:r>
+      <w:hyperlink r:id="rId7">
         <w:r>
           <w:rPr>
             <w:color w:val="0000FF"/>
             <w:u w:val="single"/>
           </w:rPr>
-          <w:t>https://gitlab.com/petsc/petsc_mcp_servers</w:t>
+          <w:t>jczhang@anl.gov</w:t>
         </w:r>
       </w:hyperlink>
       <w:r>
-        <w:t xml:space="preserve">; </w:t>
-      </w:r>
-      <w:hyperlink r:id="rId14">
-        <w:r>
-          <w:rPr>
-            <w:color w:val="0000FF"/>
-            <w:u w:val="single"/>
-          </w:rPr>
-          <w:t>https://mcp.petsc-ai.org</w:t>
-        </w:r>
-      </w:hyperlink>
-      <w:r>
-        <w:t>.</w:t>
-      </w:r>
-      <w:r>
-        <w:t xml:space="preserve"> </w:t>
+        <w:t>&gt;, Division of Mathematics and Computer Science, Argonne National Laboratory, 0000-0003-0367-2358.</w:t>
       </w:r>
     </w:p>
     <w:p>
@@ -1006,69 +107,817 @@
         <w:jc w:val="both"/>
       </w:pPr>
       <w:r>
-        <w:t xml:space="preserve">H. Grad, H. Rubin. </w:t>
+        <w:t>Lois Curfman McInnes &lt;</w:t>
+      </w:r>
+      <w:hyperlink r:id="rId8">
+        <w:r>
+          <w:rPr>
+            <w:color w:val="1155CC"/>
+            <w:u w:val="single"/>
+          </w:rPr>
+          <w:t>curfman@anl.gov</w:t>
+        </w:r>
+      </w:hyperlink>
+      <w:r>
+        <w:t>&gt;, Division of Mathematics and Computer Science, Argonne National Laboratory, 0000-0002-6381-4736.</w:t>
+      </w:r>
+    </w:p>
+    <w:p>
+      <w:pPr>
+        <w:jc w:val="both"/>
+      </w:pPr>
+    </w:p>
+    <w:p>
+      <w:pPr>
+        <w:pStyle w:val="Heading1"/>
+        <w:jc w:val="both"/>
+      </w:pPr>
+      <w:bookmarkStart w:id="2" w:name="bookmark=id.j821bs1ckria" w:colFirst="0" w:colLast="0"/>
+      <w:bookmarkEnd w:id="2"/>
+      <w:r>
+        <w:t>Keywords</w:t>
+      </w:r>
+    </w:p>
+    <w:p>
+      <w:pPr>
+        <w:jc w:val="both"/>
+      </w:pPr>
+      <w:r>
+        <w:t xml:space="preserve">AI agents for scientific computing; research software engineering; multi-agent code generation; verification and validation; reproducibility and provenance; guardrails and human-in-the-loop; </w:t>
+      </w:r>
+      <w:proofErr w:type="spellStart"/>
+      <w:r>
+        <w:t>PETSc</w:t>
+      </w:r>
+      <w:proofErr w:type="spellEnd"/>
+      <w:r>
+        <w:t>; tokamak; Grad-</w:t>
+      </w:r>
+      <w:proofErr w:type="spellStart"/>
+      <w:r>
+        <w:t>Shafranov</w:t>
+      </w:r>
+      <w:proofErr w:type="spellEnd"/>
+      <w:r>
+        <w:t xml:space="preserve"> equilibria; plasma physics; nuclear fusion energy; clean energy.</w:t>
+      </w:r>
+    </w:p>
+    <w:p>
+      <w:pPr>
+        <w:jc w:val="both"/>
+      </w:pPr>
+    </w:p>
+    <w:p>
+      <w:pPr>
+        <w:jc w:val="both"/>
+      </w:pPr>
+    </w:p>
+    <w:p>
+      <w:pPr>
+        <w:jc w:val="both"/>
+      </w:pPr>
+    </w:p>
+    <w:p>
+      <w:pPr>
+        <w:jc w:val="both"/>
+      </w:pPr>
+    </w:p>
+    <w:p>
+      <w:pPr>
+        <w:jc w:val="both"/>
+      </w:pPr>
+    </w:p>
+    <w:p>
+      <w:pPr>
+        <w:jc w:val="both"/>
+      </w:pPr>
+    </w:p>
+    <w:p>
+      <w:pPr>
+        <w:jc w:val="both"/>
+      </w:pPr>
+    </w:p>
+    <w:p>
+      <w:pPr>
+        <w:jc w:val="both"/>
+      </w:pPr>
+    </w:p>
+    <w:p>
+      <w:pPr>
+        <w:jc w:val="both"/>
+      </w:pPr>
+    </w:p>
+    <w:p>
+      <w:pPr>
+        <w:jc w:val="both"/>
+      </w:pPr>
+    </w:p>
+    <w:p>
+      <w:pPr>
+        <w:jc w:val="both"/>
+      </w:pPr>
+    </w:p>
+    <w:p>
+      <w:pPr>
+        <w:jc w:val="both"/>
+      </w:pPr>
+    </w:p>
+    <w:p>
+      <w:pPr>
+        <w:jc w:val="both"/>
+      </w:pPr>
+    </w:p>
+    <w:p>
+      <w:pPr>
+        <w:jc w:val="both"/>
+      </w:pPr>
+    </w:p>
+    <w:p>
+      <w:pPr>
+        <w:jc w:val="both"/>
+      </w:pPr>
+    </w:p>
+    <w:p>
+      <w:pPr>
+        <w:jc w:val="both"/>
+      </w:pPr>
+    </w:p>
+    <w:p>
+      <w:pPr>
+        <w:jc w:val="both"/>
+      </w:pPr>
+    </w:p>
+    <w:p>
+      <w:pPr>
+        <w:jc w:val="both"/>
+      </w:pPr>
+    </w:p>
+    <w:p>
+      <w:pPr>
+        <w:jc w:val="both"/>
+      </w:pPr>
+    </w:p>
+    <w:p>
+      <w:pPr>
+        <w:jc w:val="both"/>
+      </w:pPr>
+    </w:p>
+    <w:p>
+      <w:pPr>
+        <w:jc w:val="both"/>
+      </w:pPr>
+    </w:p>
+    <w:p>
+      <w:pPr>
+        <w:jc w:val="both"/>
+      </w:pPr>
+    </w:p>
+    <w:p>
+      <w:pPr>
+        <w:jc w:val="both"/>
+      </w:pPr>
+    </w:p>
+    <w:p>
+      <w:pPr>
+        <w:pStyle w:val="Heading1"/>
+        <w:jc w:val="both"/>
+      </w:pPr>
+      <w:bookmarkStart w:id="3" w:name="bookmark=id.c2fjzsir0zsu" w:colFirst="0" w:colLast="0"/>
+      <w:bookmarkEnd w:id="3"/>
+      <w:r>
+        <w:lastRenderedPageBreak/>
+        <w:t>Abstract</w:t>
+      </w:r>
+    </w:p>
+    <w:p>
+      <w:pPr>
+        <w:jc w:val="both"/>
+      </w:pPr>
+    </w:p>
+    <w:p>
+      <w:pPr>
+        <w:jc w:val="both"/>
+      </w:pPr>
+      <w:r>
+        <w:t xml:space="preserve">Building a correct, performant HPC simulation from a scientific idea demands scarce, largely implicit expertise in numerical methods and library APIs. AI agents can now draft such code, but a draft that </w:t>
       </w:r>
       <w:r>
         <w:rPr>
           <w:i/>
           <w:iCs/>
         </w:rPr>
-        <w:t>Hydromagnetic equilibria and force-free fields.</w:t>
-      </w:r>
-      <w:r>
-        <w:t xml:space="preserve"> Proceedings of the Second UN Conference on the Peaceful Uses of Atomic Energy, 1958. (Grad–Shafranov equation.)</w:t>
+        <w:t>looks</w:t>
+      </w:r>
+      <w:r>
+        <w:t xml:space="preserve"> right is not </w:t>
+      </w:r>
+      <w:r>
+        <w:t xml:space="preserve">necessarily </w:t>
+      </w:r>
+      <w:r>
+        <w:t xml:space="preserve">one that an engineer can </w:t>
+      </w:r>
+      <w:r>
+        <w:rPr>
+          <w:i/>
+          <w:iCs/>
+        </w:rPr>
+        <w:t>trust</w:t>
+      </w:r>
+      <w:r>
+        <w:t xml:space="preserve">. We take a research-software-engineering (RSE) view of a real fusion-energy problem: not whether AI can replace that expertise, but what an RSE must build </w:t>
+      </w:r>
+      <w:r>
+        <w:t>around</w:t>
+      </w:r>
+      <w:r>
+        <w:t xml:space="preserve"> a multi-agent AI system (orchestration, verification gates, provenance, and guardrails) to make its output trustworthy. </w:t>
+      </w:r>
+    </w:p>
+    <w:p>
+      <w:pPr>
+        <w:jc w:val="both"/>
+      </w:pPr>
+    </w:p>
+    <w:p>
+      <w:pPr>
+        <w:jc w:val="both"/>
+      </w:pPr>
+      <w:r>
+        <w:t>U</w:t>
+      </w:r>
+      <w:r>
+        <w:t>sing a multi-agent AI system [3]</w:t>
+      </w:r>
+      <w:r>
+        <w:t>, f</w:t>
+      </w:r>
+      <w:r>
+        <w:t>rom a plain-language prompt</w:t>
+      </w:r>
+      <w:r>
+        <w:t>,</w:t>
       </w:r>
       <w:r>
         <w:t xml:space="preserve"> </w:t>
+      </w:r>
+      <w:r>
+        <w:t xml:space="preserve">we generate </w:t>
+      </w:r>
+      <w:r>
+        <w:t xml:space="preserve">a </w:t>
+      </w:r>
+      <w:proofErr w:type="spellStart"/>
+      <w:r>
+        <w:t>PETSc</w:t>
+      </w:r>
+      <w:proofErr w:type="spellEnd"/>
+      <w:r>
+        <w:t xml:space="preserve"> </w:t>
+      </w:r>
+      <w:r>
+        <w:t xml:space="preserve">simulation of the tokamak </w:t>
+      </w:r>
+      <w:r>
+        <w:rPr>
+          <w:b/>
+          <w:bCs/>
+        </w:rPr>
+        <w:t>Grad–</w:t>
+      </w:r>
+      <w:proofErr w:type="spellStart"/>
+      <w:r>
+        <w:rPr>
+          <w:b/>
+          <w:bCs/>
+        </w:rPr>
+        <w:t>Shafranov</w:t>
+      </w:r>
+      <w:proofErr w:type="spellEnd"/>
+      <w:r>
+        <w:rPr>
+          <w:b/>
+          <w:bCs/>
+        </w:rPr>
+        <w:t xml:space="preserve"> equilibrium</w:t>
+      </w:r>
+      <w:r>
+        <w:t xml:space="preserve"> for nuclear fusion energy. In this poster, we will present the </w:t>
+      </w:r>
+      <w:proofErr w:type="spellStart"/>
+      <w:r>
+        <w:t>PETSc</w:t>
+      </w:r>
+      <w:proofErr w:type="spellEnd"/>
+      <w:r>
+        <w:t xml:space="preserve"> multi-agent system and demonstrate its application on this problem. The system includes a mathematical modeling agent, a numerical analysis agent, and an HPC code generation and execution agent. Around them, there is a project-owned orchestration driver that records every artifact (model, discretization decision, generated source</w:t>
+      </w:r>
+      <w:r>
+        <w:t xml:space="preserve"> code</w:t>
+      </w:r>
+      <w:r>
+        <w:t>, build / run logs) with full provenance, so that runs are reproducible, resumable, and auditable. There is also a verification harness that gates every result before it is accepted.</w:t>
+      </w:r>
+    </w:p>
+    <w:p>
+      <w:pPr>
+        <w:jc w:val="both"/>
+      </w:pPr>
+    </w:p>
+    <w:p>
+      <w:pPr>
+        <w:jc w:val="both"/>
+      </w:pPr>
+      <w:r>
+        <w:t>From the prompt (</w:t>
+      </w:r>
+      <w:r>
+        <w:rPr>
+          <w:i/>
+          <w:iCs/>
+        </w:rPr>
+        <w:t>“Grad–</w:t>
+      </w:r>
+      <w:proofErr w:type="spellStart"/>
+      <w:r>
+        <w:rPr>
+          <w:i/>
+          <w:iCs/>
+        </w:rPr>
+        <w:t>Shafranov</w:t>
+      </w:r>
+      <w:proofErr w:type="spellEnd"/>
+      <w:r>
+        <w:rPr>
+          <w:i/>
+          <w:iCs/>
+        </w:rPr>
+        <w:t xml:space="preserve"> equilibrium for magnetically confined plasma in a tokamak”)</w:t>
+      </w:r>
+      <w:r>
+        <w:t xml:space="preserve">, the </w:t>
+      </w:r>
+      <w:r>
+        <w:t>m</w:t>
+      </w:r>
+      <w:r>
+        <w:t xml:space="preserve">athematical </w:t>
+      </w:r>
+      <w:r>
+        <w:t>m</w:t>
+      </w:r>
+      <w:r>
+        <w:t xml:space="preserve">odeling agent identified the governing equation and returned its strong and weak forms; the </w:t>
+      </w:r>
+      <w:r>
+        <w:t>n</w:t>
+      </w:r>
+      <w:r>
+        <w:t xml:space="preserve">umerical </w:t>
+      </w:r>
+      <w:r>
+        <w:t>a</w:t>
+      </w:r>
+      <w:r>
+        <w:t xml:space="preserve">nalysis agent selected a nonlinear solver on a structured grid; and the </w:t>
+      </w:r>
+      <w:r>
+        <w:t>HPC c</w:t>
+      </w:r>
+      <w:r>
+        <w:t xml:space="preserve">ode </w:t>
+      </w:r>
+      <w:r>
+        <w:t>g</w:t>
+      </w:r>
+      <w:r>
+        <w:t xml:space="preserve">eneration </w:t>
+      </w:r>
+      <w:r>
+        <w:t xml:space="preserve">and execution </w:t>
+      </w:r>
+      <w:r>
+        <w:t xml:space="preserve">agent produced a compact </w:t>
+      </w:r>
+      <w:proofErr w:type="spellStart"/>
+      <w:r>
+        <w:t>PETSc</w:t>
+      </w:r>
+      <w:proofErr w:type="spellEnd"/>
+      <w:r>
+        <w:t xml:space="preserve"> program that discretizes the operator on a distributed array with a true Jacobian </w:t>
+      </w:r>
+      <w:r>
+        <w:t xml:space="preserve">matrix, </w:t>
+      </w:r>
+      <w:r>
+        <w:t>and embeds a method-of-manufactured-solutions check. We do not treat “it compiled and ran” as sufficient evidence of success: an MPI-parallel grid-refinement study confirms second-order convergence. Verification, not the model’s confidence, decides acceptance</w:t>
+      </w:r>
+      <w:r>
+        <w:rPr>
+          <w:b/>
+          <w:bCs/>
+        </w:rPr>
+        <w:t>.</w:t>
+      </w:r>
+      <w:r>
+        <w:t xml:space="preserve"> The same pipeline then produced one parameterized solver for several real-machine-shaped equilibria. Each was verified against an exact analytic benchmark and cross-checked against an independent community code. We scaled from the toy anchor to </w:t>
+      </w:r>
+      <w:proofErr w:type="gramStart"/>
+      <w:r>
+        <w:t>trustworthy shaped</w:t>
+      </w:r>
+      <w:proofErr w:type="gramEnd"/>
+      <w:r>
+        <w:t xml:space="preserve"> cases </w:t>
+      </w:r>
+      <w:r>
+        <w:rPr>
+          <w:i/>
+          <w:iCs/>
+        </w:rPr>
+        <w:t>without re-architecting the generated solver</w:t>
+      </w:r>
+      <w:r>
+        <w:t>.</w:t>
+      </w:r>
+    </w:p>
+    <w:p>
+      <w:pPr>
+        <w:jc w:val="both"/>
+      </w:pPr>
+    </w:p>
+    <w:p>
+      <w:pPr>
+        <w:jc w:val="both"/>
+      </w:pPr>
+      <w:r>
+        <w:t xml:space="preserve">Running the AI agents on a shared HPC machine took environment and dependency wrangling, working-directory-independent process spawning, and graceful degradation when optional components were absent. There are also </w:t>
+      </w:r>
+      <w:r>
+        <w:rPr>
+          <w:b/>
+          <w:bCs/>
+        </w:rPr>
+        <w:t>guardrails</w:t>
+      </w:r>
+      <w:r>
+        <w:t xml:space="preserve">: in one instructive failure, a hard-coded iteration cap in the built-in orchestrator mislabeled a genuinely successful multi-stage run as a failure. We diagnosed it and contributed the fix upstream. Human effort is not eliminated but </w:t>
+      </w:r>
+      <w:r>
+        <w:t>relocated</w:t>
+      </w:r>
+      <w:r>
+        <w:t xml:space="preserve">, from writing solver code to engineering the orchestration, verification, and guardrails that make an AI system’s output trustworthy and its failures legible. </w:t>
+      </w:r>
+    </w:p>
+    <w:p>
+      <w:pPr>
+        <w:jc w:val="both"/>
+      </w:pPr>
+    </w:p>
+    <w:p>
+      <w:pPr>
+        <w:jc w:val="both"/>
+      </w:pPr>
+      <w:r>
+        <w:t xml:space="preserve">We report per-run </w:t>
+      </w:r>
+      <w:r>
+        <w:rPr>
+          <w:b/>
+          <w:bCs/>
+        </w:rPr>
+        <w:t>decision-gate metrics</w:t>
+      </w:r>
+      <w:r>
+        <w:t xml:space="preserve">: correctness (model identified, </w:t>
+      </w:r>
+      <w:r>
+        <w:t xml:space="preserve">program </w:t>
+      </w:r>
+      <w:r>
+        <w:t xml:space="preserve">compiled </w:t>
+      </w:r>
+      <w:r>
+        <w:t>and</w:t>
+      </w:r>
+      <w:r>
+        <w:t xml:space="preserve"> ran, convergence order), efficiency (</w:t>
+      </w:r>
+      <w:r>
+        <w:t>execution duration</w:t>
+      </w:r>
+      <w:r>
+        <w:t xml:space="preserve">, LLM / tool calls), and where human effort went (as a lightweight, reusable way to </w:t>
+      </w:r>
+      <w:r>
+        <w:rPr>
+          <w:i/>
+          <w:iCs/>
+        </w:rPr>
+        <w:t>evaluate</w:t>
+      </w:r>
+      <w:r>
+        <w:t xml:space="preserve"> an agentic workflow rather than merely admire its output). The contribution is a candid, verification-driven account of how a research software engineer can wrap multi-agent AI code generation so that it produces trustworthy HPC simulation code for a flagship fusion-energy problem, and of the guardrails needed when it does not.</w:t>
+      </w:r>
+    </w:p>
+    <w:p>
+      <w:pPr>
+        <w:jc w:val="both"/>
+      </w:pPr>
+    </w:p>
+    <w:p>
+      <w:pPr>
+        <w:jc w:val="both"/>
+      </w:pPr>
+      <w:r>
+        <w:t>In</w:t>
+      </w:r>
+      <w:bookmarkStart w:id="4" w:name="bookmark=id.8ai7m8vn6alj" w:colFirst="0" w:colLast="0"/>
+      <w:bookmarkEnd w:id="4"/>
+      <w:r>
+        <w:t xml:space="preserve"> future work, we will raise the simulation difficulty to nonlinear profiles, time-dependent and resistive magnetohydrodynamics, and three-dimensional tokamak plasma, to map where the system succeeds and where it breaks, and to design guardrails and human-in-the-loop checkpoints that keep engineers in control as problems get harder.</w:t>
+      </w:r>
+    </w:p>
+    <w:p/>
+    <w:p>
+      <w:pPr>
+        <w:jc w:val="both"/>
+      </w:pPr>
+    </w:p>
+    <w:p>
+      <w:pPr>
+        <w:pStyle w:val="Heading1"/>
+        <w:jc w:val="both"/>
+      </w:pPr>
+      <w:r>
+        <w:lastRenderedPageBreak/>
+        <w:t>References</w:t>
       </w:r>
     </w:p>
     <w:p>
       <w:pPr>
         <w:numPr>
           <w:ilvl w:val="0"/>
-          <w:numId w:val="1"/>
+          <w:numId w:val="2"/>
         </w:numPr>
         <w:jc w:val="both"/>
       </w:pPr>
       <w:r>
-        <w:t xml:space="preserve">A. J. Cerfon, J. P. Freidberg. </w:t>
+        <w:t xml:space="preserve">B Smith, H Zhang, J Zhang, S Balay, L Chen, M </w:t>
+      </w:r>
+      <w:proofErr w:type="spellStart"/>
+      <w:r>
+        <w:t>Keçeli</w:t>
+      </w:r>
+      <w:proofErr w:type="spellEnd"/>
+      <w:r>
+        <w:t xml:space="preserve">, L C McInnes. </w:t>
       </w:r>
       <w:r>
         <w:rPr>
           <w:i/>
           <w:iCs/>
         </w:rPr>
-        <w:t>“One size fits all” analytic solutions to the Grad–Shafranov equation.</w:t>
-      </w:r>
-      <w:r>
-        <w:t xml:space="preserve"> Physics of Plasmas 17, 032502, 2010.</w:t>
-      </w:r>
-      <w:r>
-        <w:t xml:space="preserve"> </w:t>
+        <w:t xml:space="preserve">Improving usability and productivity of </w:t>
+      </w:r>
+      <w:proofErr w:type="spellStart"/>
+      <w:r>
+        <w:rPr>
+          <w:i/>
+          <w:iCs/>
+        </w:rPr>
+        <w:t>PETSc</w:t>
+      </w:r>
+      <w:proofErr w:type="spellEnd"/>
+      <w:r>
+        <w:rPr>
+          <w:i/>
+          <w:iCs/>
+        </w:rPr>
+        <w:t xml:space="preserve"> with agent-based workflows.</w:t>
+      </w:r>
+      <w:r>
+        <w:t xml:space="preserve"> 2026. doi:10.13140/RG.2.2.35234.80326.</w:t>
       </w:r>
     </w:p>
     <w:p>
       <w:pPr>
         <w:numPr>
           <w:ilvl w:val="0"/>
-          <w:numId w:val="1"/>
+          <w:numId w:val="2"/>
         </w:numPr>
         <w:jc w:val="both"/>
       </w:pPr>
       <w:r>
+        <w:t>S Balay et al. </w:t>
+      </w:r>
+      <w:proofErr w:type="spellStart"/>
+      <w:r>
+        <w:rPr>
+          <w:i/>
+          <w:iCs/>
+        </w:rPr>
+        <w:t>PETSc</w:t>
+      </w:r>
+      <w:proofErr w:type="spellEnd"/>
+      <w:r>
+        <w:rPr>
+          <w:i/>
+          <w:iCs/>
+        </w:rPr>
+        <w:t xml:space="preserve">/TAO </w:t>
+      </w:r>
+      <w:proofErr w:type="spellStart"/>
+      <w:r>
+        <w:rPr>
+          <w:i/>
+          <w:iCs/>
+        </w:rPr>
+        <w:t>Users Manual</w:t>
+      </w:r>
+      <w:proofErr w:type="spellEnd"/>
+      <w:r>
+        <w:rPr>
+          <w:i/>
+          <w:iCs/>
+        </w:rPr>
+        <w:t>.</w:t>
+      </w:r>
+      <w:r>
+        <w:t xml:space="preserve"> ANL-21/39 Rev</w:t>
+      </w:r>
+      <w:r>
+        <w:t>ision</w:t>
+      </w:r>
+      <w:r>
+        <w:t xml:space="preserve"> 3.25, Argonne National Laboratory, 2026. </w:t>
+      </w:r>
+      <w:hyperlink r:id="rId9">
+        <w:r>
+          <w:t>https://petsc.org</w:t>
+        </w:r>
+      </w:hyperlink>
+      <w:r>
+        <w:t>.</w:t>
+      </w:r>
+    </w:p>
+    <w:p>
+      <w:pPr>
+        <w:numPr>
+          <w:ilvl w:val="0"/>
+          <w:numId w:val="2"/>
+        </w:numPr>
+        <w:jc w:val="both"/>
+      </w:pPr>
+      <w:proofErr w:type="spellStart"/>
+      <w:r>
+        <w:t>PETSc</w:t>
+      </w:r>
+      <w:proofErr w:type="spellEnd"/>
+      <w:r>
+        <w:t xml:space="preserve"> multi-agent MCP servers. </w:t>
+      </w:r>
+      <w:hyperlink r:id="rId10">
+        <w:r>
+          <w:t>https://gitlab.com/petsc/petsc_mcp_servers</w:t>
+        </w:r>
+      </w:hyperlink>
+      <w:r>
+        <w:t xml:space="preserve">; </w:t>
+      </w:r>
+      <w:hyperlink r:id="rId11">
+        <w:r>
+          <w:t>https://mcp.petsc-ai.org</w:t>
+        </w:r>
+      </w:hyperlink>
+      <w:r>
+        <w:t>.</w:t>
+      </w:r>
+    </w:p>
+    <w:p>
+      <w:pPr>
+        <w:numPr>
+          <w:ilvl w:val="0"/>
+          <w:numId w:val="2"/>
+        </w:numPr>
+        <w:jc w:val="both"/>
+      </w:pPr>
+      <w:r>
+        <w:t xml:space="preserve">H Grad, H Rubin. </w:t>
+      </w:r>
+      <w:r>
+        <w:rPr>
+          <w:i/>
+          <w:iCs/>
+        </w:rPr>
+        <w:t>Hydromagnetic equilibria and force-free fields.</w:t>
+      </w:r>
+      <w:r>
+        <w:t xml:space="preserve"> Proc</w:t>
+      </w:r>
+      <w:r>
+        <w:t>eedings of the</w:t>
+      </w:r>
+      <w:r>
+        <w:t xml:space="preserve"> Second UN Conf</w:t>
+      </w:r>
+      <w:r>
+        <w:t>erence</w:t>
+      </w:r>
+      <w:r>
+        <w:t xml:space="preserve"> on the Peaceful Uses of Atomic Energy, 1958. (Grad–</w:t>
+      </w:r>
+      <w:proofErr w:type="spellStart"/>
+      <w:r>
+        <w:t>Shafranov</w:t>
+      </w:r>
+      <w:proofErr w:type="spellEnd"/>
+      <w:r>
+        <w:t xml:space="preserve"> equation.)</w:t>
+      </w:r>
+    </w:p>
+    <w:p>
+      <w:pPr>
+        <w:numPr>
+          <w:ilvl w:val="0"/>
+          <w:numId w:val="2"/>
+        </w:numPr>
+        <w:jc w:val="both"/>
+      </w:pPr>
+      <w:r>
+        <w:t xml:space="preserve">A J </w:t>
+      </w:r>
+      <w:proofErr w:type="spellStart"/>
+      <w:r>
+        <w:t>Cerfon</w:t>
+      </w:r>
+      <w:proofErr w:type="spellEnd"/>
+      <w:r>
+        <w:t xml:space="preserve">, J P Freidberg. </w:t>
+      </w:r>
+      <w:r>
+        <w:rPr>
+          <w:i/>
+          <w:iCs/>
+        </w:rPr>
+        <w:t xml:space="preserve">“One size </w:t>
+      </w:r>
+      <w:proofErr w:type="gramStart"/>
+      <w:r>
+        <w:rPr>
+          <w:i/>
+          <w:iCs/>
+        </w:rPr>
+        <w:t>fits</w:t>
+      </w:r>
+      <w:proofErr w:type="gramEnd"/>
+      <w:r>
+        <w:rPr>
+          <w:i/>
+          <w:iCs/>
+        </w:rPr>
+        <w:t xml:space="preserve"> all” analytic solutions to the Grad–</w:t>
+      </w:r>
+      <w:proofErr w:type="spellStart"/>
+      <w:r>
+        <w:rPr>
+          <w:i/>
+          <w:iCs/>
+        </w:rPr>
+        <w:t>Shafranov</w:t>
+      </w:r>
+      <w:proofErr w:type="spellEnd"/>
+      <w:r>
+        <w:rPr>
+          <w:i/>
+          <w:iCs/>
+        </w:rPr>
+        <w:t xml:space="preserve"> equation.</w:t>
+      </w:r>
+      <w:r>
+        <w:t xml:space="preserve"> Physics of Plasmas 17, 032502, 2010.</w:t>
+      </w:r>
+    </w:p>
+    <w:p>
+      <w:pPr>
+        <w:numPr>
+          <w:ilvl w:val="0"/>
+          <w:numId w:val="2"/>
+        </w:numPr>
+        <w:jc w:val="both"/>
+      </w:pPr>
+      <w:r>
         <w:t xml:space="preserve">This work: </w:t>
       </w:r>
-      <w:hyperlink r:id="rId15">
+      <w:hyperlink r:id="rId12">
         <w:r>
-          <w:rPr>
-            <w:color w:val="0000FF"/>
-            <w:u w:val="single"/>
-          </w:rPr>
           <w:t>https://github.com/engineer-scientist/petsc_mcp_servers_tokamak</w:t>
         </w:r>
       </w:hyperlink>
       <w:r>
-        <w:t xml:space="preserve">. </w:t>
+        <w:t>.</w:t>
       </w:r>
     </w:p>
     <w:p>
@@ -1081,10 +930,10 @@
         <w:pStyle w:val="Heading1"/>
         <w:jc w:val="both"/>
       </w:pPr>
-      <w:bookmarkStart w:id="6" w:name="bookmark=id.24inapuismnc" w:colFirst="0" w:colLast="0"/>
-      <w:bookmarkEnd w:id="6"/>
-      <w:r>
-        <w:t>Connection to Mission, Goals, and Interests of US-RSE Community</w:t>
+      <w:bookmarkStart w:id="5" w:name="bookmark=id.yktm8wskqo5n" w:colFirst="0" w:colLast="0"/>
+      <w:bookmarkEnd w:id="5"/>
+      <w:r>
+        <w:t>Connection to Mission, Goals, and Interests of the US-RSE Community</w:t>
       </w:r>
     </w:p>
     <w:p>
@@ -1099,10 +948,69 @@
           <w:i/>
           <w:iCs/>
         </w:rPr>
-        <w:t>using</w:t>
-      </w:r>
-      <w:r>
-        <w:t xml:space="preserve"> an agentic AI system on a real HPC library (PETSc) for a real DoE-mission problem (fusion-energy plasma), rather than a toy benchmark, including the unglamorous engineering that makes such systems actually work on shared machines: environment and dependency wrangling, making services degrade gracefully when optional components are absent, working-directory-independent process spawning, and reproducible provenance-tracked runs. We treat </w:t>
+        <w:t>wrapping</w:t>
+      </w:r>
+      <w:r>
+        <w:t xml:space="preserve"> an agentic AI system around a real HPC library (</w:t>
+      </w:r>
+      <w:proofErr w:type="spellStart"/>
+      <w:r>
+        <w:t>PETSc</w:t>
+      </w:r>
+      <w:proofErr w:type="spellEnd"/>
+      <w:r>
+        <w:t>) for a real DOE-mission problem (fusion-energy plasma), rather than a toy benchmark</w:t>
+      </w:r>
+      <w:r>
+        <w:t>.</w:t>
+      </w:r>
+      <w:r>
+        <w:t xml:space="preserve"> </w:t>
+      </w:r>
+      <w:r>
+        <w:t xml:space="preserve">It </w:t>
+      </w:r>
+      <w:r>
+        <w:t>includ</w:t>
+      </w:r>
+      <w:r>
+        <w:t>es</w:t>
+      </w:r>
+      <w:r>
+        <w:t xml:space="preserve"> the unglamorous engineering that makes such systems actually work on shared machines (environment and dependency wrangling, working-directory-independent process spawning, graceful degradation when optional components are absent, and reproducible, provenance-tracked runs)</w:t>
+      </w:r>
+      <w:r>
+        <w:t>,</w:t>
+      </w:r>
+      <w:r>
+        <w:t xml:space="preserve"> and the guardrails needed to detect and manage cases in </w:t>
+      </w:r>
+      <w:r>
+        <w:t>which an</w:t>
+      </w:r>
+      <w:r>
+        <w:t xml:space="preserve"> agent silently produces incorrect results. Our theme is that AI does </w:t>
+      </w:r>
+      <w:r>
+        <w:t>not</w:t>
+      </w:r>
+      <w:r>
+        <w:t xml:space="preserve"> replace the research software engineer</w:t>
+      </w:r>
+      <w:r>
+        <w:t>;</w:t>
+      </w:r>
+      <w:r>
+        <w:t xml:space="preserve"> </w:t>
+      </w:r>
+      <w:r>
+        <w:t>i</w:t>
+      </w:r>
+      <w:r>
+        <w:t xml:space="preserve">nstead, </w:t>
+      </w:r>
+      <w:r>
+        <w:t xml:space="preserve">it relocates the RSE’s work to orchestration, verification, and guardrails. We treat </w:t>
       </w:r>
       <w:r>
         <w:rPr>
@@ -1112,7 +1020,25 @@
         <w:t>verification as a first-class deliverable</w:t>
       </w:r>
       <w:r>
-        <w:t>: the generated simulation is checked against an exact solution and a grid-convergence study, reflecting the RSE community’s emphasis on correctness, testing, and reproducibility over raw output. We hope the poster sparks discussion about how RSEs can responsibly adopt, evaluate, and harden AI-assisted workflows for scientific software.</w:t>
+        <w:t xml:space="preserve"> (</w:t>
+      </w:r>
+      <w:r>
+        <w:t xml:space="preserve">in testing, </w:t>
+      </w:r>
+      <w:r>
+        <w:t xml:space="preserve">generated code </w:t>
+      </w:r>
+      <w:r>
+        <w:t>wa</w:t>
+      </w:r>
+      <w:r>
+        <w:t>s accepted only after it passe</w:t>
+      </w:r>
+      <w:r>
+        <w:t>d</w:t>
+      </w:r>
+      <w:r>
+        <w:t xml:space="preserve"> an exact-solution and grid-convergence gate), reflecting the community’s emphasis on correctness, testing, and reproducibility over raw output. We hope that the poster sparks discussion about how RSEs can responsibly adopt, evaluate, and harden AI-assisted workflows for scientific software.</w:t>
       </w:r>
     </w:p>
     <w:sectPr>
@@ -1125,172 +1051,89 @@
 </w:document>
 </file>
 
-<file path=word/comments.xml><?xml version="1.0" encoding="utf-8"?>
-<w:comments xmlns:wpc="http://schemas.microsoft.com/office/word/2010/wordprocessingCanvas" xmlns:cx="http://schemas.microsoft.com/office/drawing/2014/chartex" xmlns:cx1="http://schemas.microsoft.com/office/drawing/2015/9/8/chartex" xmlns:cx2="http://schemas.microsoft.com/office/drawing/2015/10/21/chartex" xmlns:cx3="http://schemas.microsoft.com/office/drawing/2016/5/9/chartex" xmlns:cx4="http://schemas.microsoft.com/office/drawing/2016/5/10/chartex" xmlns:cx5="http://schemas.microsoft.com/office/drawing/2016/5/11/chartex" xmlns:cx6="http://schemas.microsoft.com/office/drawing/2016/5/12/chartex" xmlns:cx7="http://schemas.microsoft.com/office/drawing/2016/5/13/chartex" xmlns:cx8="http://schemas.microsoft.com/office/drawing/2016/5/14/chartex" xmlns:mc="http://schemas.openxmlformats.org/markup-compatibility/2006" xmlns:aink="http://schemas.microsoft.com/office/drawing/2016/ink" xmlns:am3d="http://schemas.microsoft.com/office/drawing/2017/model3d" xmlns:o="urn:schemas-microsoft-com:office:office" xmlns:oel="http://schemas.microsoft.com/office/2019/extlst" xmlns:r="http://schemas.openxmlformats.org/officeDocument/2006/relationships" xmlns:m="http://schemas.openxmlformats.org/officeDocument/2006/math" xmlns:v="urn:schemas-microsoft-com:vml" xmlns:wp14="http://schemas.microsoft.com/office/word/2010/wordprocessingDrawing" xmlns:wp="http://schemas.openxmlformats.org/drawingml/2006/wordprocessingDrawing" xmlns:w10="urn:schemas-microsoft-com:office:word" xmlns:w="http://schemas.openxmlformats.org/wordprocessingml/2006/main" xmlns:w14="http://schemas.microsoft.com/office/word/2010/wordml" xmlns:w15="http://schemas.microsoft.com/office/word/2012/wordml" xmlns:w16cei="http://schemas.microsoft.com/office/word/2026/wordml/cei" xmlns:w16cex="http://schemas.microsoft.com/office/word/2018/wordml/cex" xmlns:w16cid="http://schemas.microsoft.com/office/word/2016/wordml/cid" xmlns:w16="http://schemas.microsoft.com/office/word/2018/wordml" xmlns:w16du="http://schemas.microsoft.com/office/word/2023/wordml/word16du" xmlns:w16sdtdh="http://schemas.microsoft.com/office/word/2020/wordml/sdtdatahash" xmlns:w16sdtfl="http://schemas.microsoft.com/office/word/2024/wordml/sdtformatlock" xmlns:w16se="http://schemas.microsoft.com/office/word/2015/wordml/symex" xmlns:wpg="http://schemas.microsoft.com/office/word/2010/wordprocessingGroup" xmlns:wpi="http://schemas.microsoft.com/office/word/2010/wordprocessingInk" xmlns:wne="http://schemas.microsoft.com/office/word/2006/wordml" xmlns:wps="http://schemas.microsoft.com/office/word/2010/wordprocessingShape" mc:Ignorable="w14 w15 w16se w16cid w16 w16cex w16sdtdh w16sdtfl w16du wp14">
-  <w:comment w:id="4" w:author="Junchao Zhang" w:date="2026-08-06T21:25:00Z" w:initials="">
-    <w:p>
-      <w:pPr>
-        <w:widowControl w:val="0"/>
-        <w:pBdr>
-          <w:top w:val="nil"/>
-          <w:left w:val="nil"/>
-          <w:bottom w:val="nil"/>
-          <w:right w:val="nil"/>
-          <w:between w:val="nil"/>
-        </w:pBdr>
-        <w:spacing w:line="240" w:lineRule="auto"/>
-        <w:rPr>
-          <w:color w:val="000000"/>
-        </w:rPr>
-      </w:pPr>
-      <w:r>
-        <w:rPr>
-          <w:rStyle w:val="CommentReference"/>
-        </w:rPr>
-        <w:annotationRef/>
-      </w:r>
-      <w:r>
-        <w:rPr>
-          <w:color w:val="000000"/>
-        </w:rPr>
-        <w:t>should make it AI and software engineering oriented. Do not need to give details of the physics.</w:t>
-      </w:r>
-    </w:p>
-  </w:comment>
-</w:comments>
-</file>
-
-<file path=word/commentsExtended.xml><?xml version="1.0" encoding="utf-8"?>
-<w15:commentsEx xmlns:wpc="http://schemas.microsoft.com/office/word/2010/wordprocessingCanvas" xmlns:cx="http://schemas.microsoft.com/office/drawing/2014/chartex" xmlns:cx1="http://schemas.microsoft.com/office/drawing/2015/9/8/chartex" xmlns:cx2="http://schemas.microsoft.com/office/drawing/2015/10/21/chartex" xmlns:cx3="http://schemas.microsoft.com/office/drawing/2016/5/9/chartex" xmlns:cx4="http://schemas.microsoft.com/office/drawing/2016/5/10/chartex" xmlns:cx5="http://schemas.microsoft.com/office/drawing/2016/5/11/chartex" xmlns:cx6="http://schemas.microsoft.com/office/drawing/2016/5/12/chartex" xmlns:cx7="http://schemas.microsoft.com/office/drawing/2016/5/13/chartex" xmlns:cx8="http://schemas.microsoft.com/office/drawing/2016/5/14/chartex" xmlns:mc="http://schemas.openxmlformats.org/markup-compatibility/2006" xmlns:aink="http://schemas.microsoft.com/office/drawing/2016/ink" xmlns:am3d="http://schemas.microsoft.com/office/drawing/2017/model3d" xmlns:o="urn:schemas-microsoft-com:office:office" xmlns:oel="http://schemas.microsoft.com/office/2019/extlst" xmlns:r="http://schemas.openxmlformats.org/officeDocument/2006/relationships" xmlns:m="http://schemas.openxmlformats.org/officeDocument/2006/math" xmlns:v="urn:schemas-microsoft-com:vml" xmlns:wp14="http://schemas.microsoft.com/office/word/2010/wordprocessingDrawing" xmlns:wp="http://schemas.openxmlformats.org/drawingml/2006/wordprocessingDrawing" xmlns:w10="urn:schemas-microsoft-com:office:word" xmlns:w="http://schemas.openxmlformats.org/wordprocessingml/2006/main" xmlns:w14="http://schemas.microsoft.com/office/word/2010/wordml" xmlns:w15="http://schemas.microsoft.com/office/word/2012/wordml" xmlns:w16cei="http://schemas.microsoft.com/office/word/2026/wordml/cei" xmlns:w16cex="http://schemas.microsoft.com/office/word/2018/wordml/cex" xmlns:w16cid="http://schemas.microsoft.com/office/word/2016/wordml/cid" xmlns:w16="http://schemas.microsoft.com/office/word/2018/wordml" xmlns:w16du="http://schemas.microsoft.com/office/word/2023/wordml/word16du" xmlns:w16sdtdh="http://schemas.microsoft.com/office/word/2020/wordml/sdtdatahash" xmlns:w16sdtfl="http://schemas.microsoft.com/office/word/2024/wordml/sdtformatlock" xmlns:w16se="http://schemas.microsoft.com/office/word/2015/wordml/symex" xmlns:wpg="http://schemas.microsoft.com/office/word/2010/wordprocessingGroup" xmlns:wpi="http://schemas.microsoft.com/office/word/2010/wordprocessingInk" xmlns:wne="http://schemas.microsoft.com/office/word/2006/wordml" xmlns:wps="http://schemas.microsoft.com/office/word/2010/wordprocessingShape" mc:Ignorable="w14 w15 w16se w16cid w16 w16cex w16sdtdh w16sdtfl w16du wp14">
-  <w15:commentEx w15:paraId="0000003C" w15:done="0"/>
-</w15:commentsEx>
-</file>
-
-<file path=word/commentsIds.xml><?xml version="1.0" encoding="utf-8"?>
-<w16cid:commentsIds xmlns:wpc="http://schemas.microsoft.com/office/word/2010/wordprocessingCanvas" xmlns:cx="http://schemas.microsoft.com/office/drawing/2014/chartex" xmlns:cx1="http://schemas.microsoft.com/office/drawing/2015/9/8/chartex" xmlns:cx2="http://schemas.microsoft.com/office/drawing/2015/10/21/chartex" xmlns:cx3="http://schemas.microsoft.com/office/drawing/2016/5/9/chartex" xmlns:cx4="http://schemas.microsoft.com/office/drawing/2016/5/10/chartex" xmlns:cx5="http://schemas.microsoft.com/office/drawing/2016/5/11/chartex" xmlns:cx6="http://schemas.microsoft.com/office/drawing/2016/5/12/chartex" xmlns:cx7="http://schemas.microsoft.com/office/drawing/2016/5/13/chartex" xmlns:cx8="http://schemas.microsoft.com/office/drawing/2016/5/14/chartex" xmlns:mc="http://schemas.openxmlformats.org/markup-compatibility/2006" xmlns:aink="http://schemas.microsoft.com/office/drawing/2016/ink" xmlns:am3d="http://schemas.microsoft.com/office/drawing/2017/model3d" xmlns:o="urn:schemas-microsoft-com:office:office" xmlns:oel="http://schemas.microsoft.com/office/2019/extlst" xmlns:r="http://schemas.openxmlformats.org/officeDocument/2006/relationships" xmlns:m="http://schemas.openxmlformats.org/officeDocument/2006/math" xmlns:v="urn:schemas-microsoft-com:vml" xmlns:wp14="http://schemas.microsoft.com/office/word/2010/wordprocessingDrawing" xmlns:wp="http://schemas.openxmlformats.org/drawingml/2006/wordprocessingDrawing" xmlns:w10="urn:schemas-microsoft-com:office:word" xmlns:w="http://schemas.openxmlformats.org/wordprocessingml/2006/main" xmlns:w14="http://schemas.microsoft.com/office/word/2010/wordml" xmlns:w15="http://schemas.microsoft.com/office/word/2012/wordml" xmlns:w16cei="http://schemas.microsoft.com/office/word/2026/wordml/cei" xmlns:w16cex="http://schemas.microsoft.com/office/word/2018/wordml/cex" xmlns:w16cid="http://schemas.microsoft.com/office/word/2016/wordml/cid" xmlns:w16="http://schemas.microsoft.com/office/word/2018/wordml" xmlns:w16du="http://schemas.microsoft.com/office/word/2023/wordml/word16du" xmlns:w16sdtdh="http://schemas.microsoft.com/office/word/2020/wordml/sdtdatahash" xmlns:w16sdtfl="http://schemas.microsoft.com/office/word/2024/wordml/sdtformatlock" xmlns:w16se="http://schemas.microsoft.com/office/word/2015/wordml/symex" xmlns:wpg="http://schemas.microsoft.com/office/word/2010/wordprocessingGroup" xmlns:wpi="http://schemas.microsoft.com/office/word/2010/wordprocessingInk" xmlns:wne="http://schemas.microsoft.com/office/word/2006/wordml" xmlns:wps="http://schemas.microsoft.com/office/word/2010/wordprocessingShape" mc:Ignorable="w14 w15 w16se w16cid w16 w16cex w16sdtdh w16sdtfl w16du wp14">
-  <w16cid:commentId w16cid:paraId="0000003C" w16cid:durableId="0000003C"/>
-</w16cid:commentsIds>
-</file>
-
 <file path=word/numbering.xml><?xml version="1.0" encoding="utf-8"?>
 <w:numbering xmlns:wpc="http://schemas.microsoft.com/office/word/2010/wordprocessingCanvas" xmlns:cx="http://schemas.microsoft.com/office/drawing/2014/chartex" xmlns:cx1="http://schemas.microsoft.com/office/drawing/2015/9/8/chartex" xmlns:cx2="http://schemas.microsoft.com/office/drawing/2015/10/21/chartex" xmlns:cx3="http://schemas.microsoft.com/office/drawing/2016/5/9/chartex" xmlns:cx4="http://schemas.microsoft.com/office/drawing/2016/5/10/chartex" xmlns:cx5="http://schemas.microsoft.com/office/drawing/2016/5/11/chartex" xmlns:cx6="http://schemas.microsoft.com/office/drawing/2016/5/12/chartex" xmlns:cx7="http://schemas.microsoft.com/office/drawing/2016/5/13/chartex" xmlns:cx8="http://schemas.microsoft.com/office/drawing/2016/5/14/chartex" xmlns:mc="http://schemas.openxmlformats.org/markup-compatibility/2006" xmlns:aink="http://schemas.microsoft.com/office/drawing/2016/ink" xmlns:am3d="http://schemas.microsoft.com/office/drawing/2017/model3d" xmlns:o="urn:schemas-microsoft-com:office:office" xmlns:oel="http://schemas.microsoft.com/office/2019/extlst" xmlns:r="http://schemas.openxmlformats.org/officeDocument/2006/relationships" xmlns:m="http://schemas.openxmlformats.org/officeDocument/2006/math" xmlns:v="urn:schemas-microsoft-com:vml" xmlns:wp14="http://schemas.microsoft.com/office/word/2010/wordprocessingDrawing" xmlns:wp="http://schemas.openxmlformats.org/drawingml/2006/wordprocessingDrawing" xmlns:w10="urn:schemas-microsoft-com:office:word" xmlns:w="http://schemas.openxmlformats.org/wordprocessingml/2006/main" xmlns:w14="http://schemas.microsoft.com/office/word/2010/wordml" xmlns:w15="http://schemas.microsoft.com/office/word/2012/wordml" xmlns:w16cei="http://schemas.microsoft.com/office/word/2026/wordml/cei" xmlns:w16cex="http://schemas.microsoft.com/office/word/2018/wordml/cex" xmlns:w16cid="http://schemas.microsoft.com/office/word/2016/wordml/cid" xmlns:w16="http://schemas.microsoft.com/office/word/2018/wordml" xmlns:w16du="http://schemas.microsoft.com/office/word/2023/wordml/word16du" xmlns:w16sdtdh="http://schemas.microsoft.com/office/word/2020/wordml/sdtdatahash" xmlns:w16sdtfl="http://schemas.microsoft.com/office/word/2024/wordml/sdtformatlock" xmlns:w16se="http://schemas.microsoft.com/office/word/2015/wordml/symex" xmlns:wpg="http://schemas.microsoft.com/office/word/2010/wordprocessingGroup" xmlns:wpi="http://schemas.microsoft.com/office/word/2010/wordprocessingInk" xmlns:wne="http://schemas.microsoft.com/office/word/2006/wordml" xmlns:wps="http://schemas.microsoft.com/office/word/2010/wordprocessingShape" mc:Ignorable="w14 w15 w16se w16cid w16 w16cex w16sdtdh w16sdtfl w16du wp14">
   <w:abstractNum w:abstractNumId="0" w15:restartNumberingAfterBreak="0">
-    <w:nsid w:val="28922BE4"/>
+    <w:nsid w:val="14E25FCF"/>
     <w:multiLevelType w:val="multilevel"/>
-    <w:tmpl w:val="15D00B28"/>
+    <w:tmpl w:val="422A9DF6"/>
     <w:lvl w:ilvl="0">
-      <w:start w:val="1"/>
       <w:numFmt w:val="bullet"/>
-      <w:lvlText w:val="●"/>
+      <w:lvlText w:val="•"/>
       <w:lvlJc w:val="left"/>
       <w:pPr>
-        <w:ind w:left="720" w:hanging="360"/>
-      </w:pPr>
-      <w:rPr>
-        <w:rFonts w:ascii="Noto Sans Symbols" w:eastAsia="Noto Sans Symbols" w:hAnsi="Noto Sans Symbols" w:cs="Noto Sans Symbols"/>
-      </w:rPr>
+        <w:ind w:left="720" w:hanging="480"/>
+      </w:pPr>
     </w:lvl>
     <w:lvl w:ilvl="1">
-      <w:start w:val="1"/>
       <w:numFmt w:val="bullet"/>
-      <w:lvlText w:val="o"/>
+      <w:lvlText w:val="–"/>
       <w:lvlJc w:val="left"/>
       <w:pPr>
-        <w:ind w:left="1440" w:hanging="360"/>
-      </w:pPr>
-      <w:rPr>
-        <w:rFonts w:ascii="Courier New" w:eastAsia="Courier New" w:hAnsi="Courier New" w:cs="Courier New"/>
-      </w:rPr>
+        <w:ind w:left="1440" w:hanging="480"/>
+      </w:pPr>
     </w:lvl>
     <w:lvl w:ilvl="2">
-      <w:start w:val="1"/>
       <w:numFmt w:val="bullet"/>
-      <w:lvlText w:val="▪"/>
+      <w:lvlText w:val="•"/>
       <w:lvlJc w:val="left"/>
       <w:pPr>
-        <w:ind w:left="2160" w:hanging="360"/>
-      </w:pPr>
-      <w:rPr>
-        <w:rFonts w:ascii="Noto Sans Symbols" w:eastAsia="Noto Sans Symbols" w:hAnsi="Noto Sans Symbols" w:cs="Noto Sans Symbols"/>
-      </w:rPr>
+        <w:ind w:left="2160" w:hanging="480"/>
+      </w:pPr>
     </w:lvl>
     <w:lvl w:ilvl="3">
-      <w:start w:val="1"/>
       <w:numFmt w:val="bullet"/>
-      <w:lvlText w:val="●"/>
+      <w:lvlText w:val="–"/>
       <w:lvlJc w:val="left"/>
       <w:pPr>
-        <w:ind w:left="2880" w:hanging="360"/>
-      </w:pPr>
-      <w:rPr>
-        <w:rFonts w:ascii="Noto Sans Symbols" w:eastAsia="Noto Sans Symbols" w:hAnsi="Noto Sans Symbols" w:cs="Noto Sans Symbols"/>
-      </w:rPr>
+        <w:ind w:left="2880" w:hanging="480"/>
+      </w:pPr>
     </w:lvl>
     <w:lvl w:ilvl="4">
-      <w:start w:val="1"/>
       <w:numFmt w:val="bullet"/>
-      <w:lvlText w:val="o"/>
+      <w:lvlText w:val="•"/>
       <w:lvlJc w:val="left"/>
       <w:pPr>
-        <w:ind w:left="3600" w:hanging="360"/>
-      </w:pPr>
-      <w:rPr>
-        <w:rFonts w:ascii="Courier New" w:eastAsia="Courier New" w:hAnsi="Courier New" w:cs="Courier New"/>
-      </w:rPr>
+        <w:ind w:left="3600" w:hanging="480"/>
+      </w:pPr>
     </w:lvl>
     <w:lvl w:ilvl="5">
-      <w:start w:val="1"/>
       <w:numFmt w:val="bullet"/>
-      <w:lvlText w:val="▪"/>
+      <w:lvlText w:val="–"/>
       <w:lvlJc w:val="left"/>
       <w:pPr>
-        <w:ind w:left="4320" w:hanging="360"/>
-      </w:pPr>
-      <w:rPr>
-        <w:rFonts w:ascii="Noto Sans Symbols" w:eastAsia="Noto Sans Symbols" w:hAnsi="Noto Sans Symbols" w:cs="Noto Sans Symbols"/>
-      </w:rPr>
+        <w:ind w:left="4320" w:hanging="480"/>
+      </w:pPr>
     </w:lvl>
     <w:lvl w:ilvl="6">
-      <w:start w:val="1"/>
       <w:numFmt w:val="bullet"/>
-      <w:lvlText w:val="●"/>
+      <w:lvlText w:val="•"/>
       <w:lvlJc w:val="left"/>
       <w:pPr>
-        <w:ind w:left="5040" w:hanging="360"/>
-      </w:pPr>
-      <w:rPr>
-        <w:rFonts w:ascii="Noto Sans Symbols" w:eastAsia="Noto Sans Symbols" w:hAnsi="Noto Sans Symbols" w:cs="Noto Sans Symbols"/>
-      </w:rPr>
+        <w:ind w:left="5040" w:hanging="480"/>
+      </w:pPr>
     </w:lvl>
     <w:lvl w:ilvl="7">
-      <w:start w:val="1"/>
       <w:numFmt w:val="bullet"/>
-      <w:lvlText w:val="o"/>
+      <w:lvlText w:val="–"/>
       <w:lvlJc w:val="left"/>
       <w:pPr>
-        <w:ind w:left="5760" w:hanging="360"/>
-      </w:pPr>
-      <w:rPr>
-        <w:rFonts w:ascii="Courier New" w:eastAsia="Courier New" w:hAnsi="Courier New" w:cs="Courier New"/>
-      </w:rPr>
+        <w:ind w:left="5760" w:hanging="480"/>
+      </w:pPr>
     </w:lvl>
     <w:lvl w:ilvl="8">
-      <w:start w:val="1"/>
       <w:numFmt w:val="bullet"/>
-      <w:lvlText w:val="▪"/>
+      <w:lvlText w:val="•"/>
       <w:lvlJc w:val="left"/>
       <w:pPr>
-        <w:ind w:left="6480" w:hanging="360"/>
-      </w:pPr>
-      <w:rPr>
-        <w:rFonts w:ascii="Noto Sans Symbols" w:eastAsia="Noto Sans Symbols" w:hAnsi="Noto Sans Symbols" w:cs="Noto Sans Symbols"/>
-      </w:rPr>
+        <w:ind w:left="6480" w:hanging="480"/>
+      </w:pPr>
     </w:lvl>
   </w:abstractNum>
   <w:abstractNum w:abstractNumId="1" w15:restartNumberingAfterBreak="0">
-    <w:nsid w:val="6BD33E6A"/>
+    <w:nsid w:val="174555B8"/>
     <w:multiLevelType w:val="multilevel"/>
-    <w:tmpl w:val="33269DFE"/>
+    <w:tmpl w:val="8BBEA476"/>
     <w:lvl w:ilvl="0">
       <w:start w:val="1"/>
       <w:numFmt w:val="decimal"/>
@@ -1373,11 +1216,11 @@
       </w:pPr>
     </w:lvl>
   </w:abstractNum>
-  <w:num w:numId="1" w16cid:durableId="1152016224">
+  <w:num w:numId="1" w16cid:durableId="258414205">
+    <w:abstractNumId w:val="0"/>
+  </w:num>
+  <w:num w:numId="2" w16cid:durableId="66222178">
     <w:abstractNumId w:val="1"/>
-  </w:num>
-  <w:num w:numId="2" w16cid:durableId="424421574">
-    <w:abstractNumId w:val="0"/>
   </w:num>
 </w:numbering>
 </file>
@@ -1960,6 +1803,28 @@
       </w:tblCellMar>
     </w:tblPr>
   </w:style>
+  <w:style w:type="table" w:customStyle="1" w:styleId="TableNormal2">
+    <w:name w:val="TableNormal"/>
+    <w:tblPr>
+      <w:tblCellMar>
+        <w:top w:w="100" w:type="dxa"/>
+        <w:left w:w="100" w:type="dxa"/>
+        <w:bottom w:w="100" w:type="dxa"/>
+        <w:right w:w="100" w:type="dxa"/>
+      </w:tblCellMar>
+    </w:tblPr>
+  </w:style>
+  <w:style w:type="table" w:customStyle="1" w:styleId="TableNormal3">
+    <w:name w:val="TableNormal"/>
+    <w:tblPr>
+      <w:tblCellMar>
+        <w:top w:w="100" w:type="dxa"/>
+        <w:left w:w="100" w:type="dxa"/>
+        <w:bottom w:w="100" w:type="dxa"/>
+        <w:right w:w="100" w:type="dxa"/>
+      </w:tblCellMar>
+    </w:tblPr>
+  </w:style>
   <w:style w:type="paragraph" w:customStyle="1" w:styleId="SourceCode">
     <w:name w:val="Source Code"/>
     <w:basedOn w:val="Normal"/>
@@ -2159,23 +2024,12 @@
   <w:style w:type="character" w:customStyle="1" w:styleId="NormalTok">
     <w:name w:val="NormalTok"/>
   </w:style>
-  <w:style w:type="paragraph" w:styleId="ListParagraph">
-    <w:name w:val="List Paragraph"/>
-    <w:basedOn w:val="Normal"/>
-    <w:uiPriority w:val="34"/>
-    <w:qFormat/>
-    <w:rsid w:val="00960918"/>
-    <w:pPr>
-      <w:ind w:left="720"/>
-      <w:contextualSpacing/>
-    </w:pPr>
-  </w:style>
   <w:style w:type="character" w:styleId="Hyperlink">
     <w:name w:val="Hyperlink"/>
     <w:basedOn w:val="DefaultParagraphFont"/>
     <w:uiPriority w:val="99"/>
     <w:unhideWhenUsed/>
-    <w:rsid w:val="00402302"/>
+    <w:rsid w:val="00D308D4"/>
     <w:rPr>
       <w:color w:val="0000FF" w:themeColor="hyperlink"/>
       <w:u w:val="single"/>
@@ -2187,7 +2041,7 @@
     <w:uiPriority w:val="99"/>
     <w:semiHidden/>
     <w:unhideWhenUsed/>
-    <w:rsid w:val="00402302"/>
+    <w:rsid w:val="00D308D4"/>
     <w:rPr>
       <w:color w:val="605E5C"/>
       <w:shd w:val="clear" w:color="auto" w:fill="E1DFDD"/>
@@ -2208,43 +2062,6 @@
       <w:color w:val="666666"/>
       <w:sz w:val="30"/>
       <w:szCs w:val="30"/>
-    </w:rPr>
-  </w:style>
-  <w:style w:type="paragraph" w:styleId="CommentText">
-    <w:name w:val="annotation text"/>
-    <w:basedOn w:val="Normal"/>
-    <w:link w:val="CommentTextChar"/>
-    <w:uiPriority w:val="99"/>
-    <w:semiHidden/>
-    <w:unhideWhenUsed/>
-    <w:pPr>
-      <w:spacing w:line="240" w:lineRule="auto"/>
-    </w:pPr>
-    <w:rPr>
-      <w:sz w:val="20"/>
-      <w:szCs w:val="20"/>
-    </w:rPr>
-  </w:style>
-  <w:style w:type="character" w:customStyle="1" w:styleId="CommentTextChar">
-    <w:name w:val="Comment Text Char"/>
-    <w:basedOn w:val="DefaultParagraphFont"/>
-    <w:link w:val="CommentText"/>
-    <w:uiPriority w:val="99"/>
-    <w:semiHidden/>
-    <w:rPr>
-      <w:sz w:val="20"/>
-      <w:szCs w:val="20"/>
-    </w:rPr>
-  </w:style>
-  <w:style w:type="character" w:styleId="CommentReference">
-    <w:name w:val="annotation reference"/>
-    <w:basedOn w:val="DefaultParagraphFont"/>
-    <w:uiPriority w:val="99"/>
-    <w:semiHidden/>
-    <w:unhideWhenUsed/>
-    <w:rPr>
-      <w:sz w:val="16"/>
-      <w:szCs w:val="16"/>
     </w:rPr>
   </w:style>
 </w:styles>
@@ -2572,7 +2389,7 @@
 
 <file path=customXml/item1.xml><?xml version="1.0" encoding="utf-8"?>
 <go:gDocsCustomXmlDataStorage xmlns:go="http://customooxmlschemas.google.com/" xmlns:r="http://schemas.openxmlformats.org/officeDocument/2006/relationships" uri="GoogleDocsCustomDataVersion2">
-  <go:docsCustomData xmlns:go="http://customooxmlschemas.google.com/" roundtripDataSignature="AMtx7mhoFK+azDnZCqK8JY57laTDI4NJfA==">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</go:docsCustomData>
+  <go:docsCustomData xmlns:go="http://customooxmlschemas.google.com/" roundtripDataSignature="AMtx7mj7C6SBinwBg8s3UapDqYGLZzpaBg==">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</go:docsCustomData>
 </go:gDocsCustomXmlDataStorage>
 </file>
 

--- a/poster/USRSE26_abstract.docx
+++ b/poster/USRSE26_abstract.docx
@@ -143,7 +143,37 @@
         <w:jc w:val="both"/>
       </w:pPr>
       <w:r>
-        <w:t xml:space="preserve">AI agents for scientific computing; research software engineering; multi-agent code generation; verification and validation; reproducibility and provenance; guardrails and human-in-the-loop; </w:t>
+        <w:t>AI agents</w:t>
+      </w:r>
+      <w:r>
+        <w:t>;</w:t>
+      </w:r>
+      <w:r>
+        <w:t xml:space="preserve"> scientific computing; research software engineering; multi-agent code generation; verification and validation; reproducibility and provenance; guardrails</w:t>
+      </w:r>
+      <w:r>
+        <w:t>;</w:t>
+      </w:r>
+      <w:r>
+        <w:t xml:space="preserve"> human</w:t>
+      </w:r>
+      <w:r>
+        <w:t xml:space="preserve"> </w:t>
+      </w:r>
+      <w:r>
+        <w:t>in</w:t>
+      </w:r>
+      <w:r>
+        <w:t xml:space="preserve"> </w:t>
+      </w:r>
+      <w:r>
+        <w:t>the</w:t>
+      </w:r>
+      <w:r>
+        <w:t xml:space="preserve"> </w:t>
+      </w:r>
+      <w:r>
+        <w:t xml:space="preserve">loop; </w:t>
       </w:r>
       <w:proofErr w:type="spellStart"/>
       <w:r>
@@ -159,7 +189,22 @@
       </w:r>
       <w:proofErr w:type="spellEnd"/>
       <w:r>
-        <w:t xml:space="preserve"> equilibria; plasma physics; nuclear fusion energy; clean energy.</w:t>
+        <w:t xml:space="preserve"> equilibri</w:t>
+      </w:r>
+      <w:r>
+        <w:t>um</w:t>
+      </w:r>
+      <w:r>
+        <w:t>; plasma physics; nuclear fusion energy; clean energy</w:t>
+      </w:r>
+      <w:r>
+        <w:t>; artificial intelligence; large language models</w:t>
+      </w:r>
+      <w:r>
+        <w:t>; Claude</w:t>
+      </w:r>
+      <w:r>
+        <w:t>.</w:t>
       </w:r>
     </w:p>
     <w:p>
@@ -344,22 +389,7 @@
         <w:jc w:val="both"/>
       </w:pPr>
       <w:r>
-        <w:t>U</w:t>
-      </w:r>
-      <w:r>
-        <w:t>sing a multi-agent AI system [3]</w:t>
-      </w:r>
-      <w:r>
-        <w:t>, f</w:t>
-      </w:r>
-      <w:r>
-        <w:t>rom a plain-language prompt</w:t>
-      </w:r>
-      <w:r>
-        <w:t>,</w:t>
-      </w:r>
-      <w:r>
-        <w:t xml:space="preserve"> </w:t>
+        <w:t xml:space="preserve">Using a multi-agent AI system [3], from a plain-language prompt, </w:t>
       </w:r>
       <w:r>
         <w:t xml:space="preserve">we generate </w:t>
@@ -373,10 +403,7 @@
       </w:r>
       <w:proofErr w:type="spellEnd"/>
       <w:r>
-        <w:t xml:space="preserve"> </w:t>
-      </w:r>
-      <w:r>
-        <w:t xml:space="preserve">simulation of the tokamak </w:t>
+        <w:t xml:space="preserve"> simulation of the tokamak </w:t>
       </w:r>
       <w:r>
         <w:rPr>
@@ -410,13 +437,7 @@
       </w:r>
       <w:proofErr w:type="spellEnd"/>
       <w:r>
-        <w:t xml:space="preserve"> multi-agent system and demonstrate its application on this problem. The system includes a mathematical modeling agent, a numerical analysis agent, and an HPC code generation and execution agent. Around them, there is a project-owned orchestration driver that records every artifact (model, discretization decision, generated source</w:t>
-      </w:r>
-      <w:r>
-        <w:t xml:space="preserve"> code</w:t>
-      </w:r>
-      <w:r>
-        <w:t>, build / run logs) with full provenance, so that runs are reproducible, resumable, and auditable. There is also a verification harness that gates every result before it is accepted.</w:t>
+        <w:t xml:space="preserve"> multi-agent system and demonstrate its application on this problem. The system includes a mathematical modeling agent, a numerical analysis agent, and an HPC code generation and execution agent. Around them, there is a project-owned orchestration driver that records every artifact (model, discretization decision, generated source code, build / run logs) with full provenance, so that runs are reproducible, resumable, and auditable. There is also a verification harness that gates every result before it is accepted.</w:t>
       </w:r>
     </w:p>
     <w:p>
@@ -958,6 +979,9 @@
         <w:t>PETSc</w:t>
       </w:r>
       <w:proofErr w:type="spellEnd"/>
+      <w:r>
+        <w:t>: Portable, Extensible Toolkit for Scientific Computing</w:t>
+      </w:r>
       <w:r>
         <w:t>) for a real DOE-mission problem (fusion-energy plasma), rather than a toy benchmark</w:t>
       </w:r>
